--- a/Knowledge/3-Work knowledge/1-Software Engineering/2-General Technologies/9-Databases/5-My Source/2-SQL/2-SQL Commands - DDL/4-SQL Data Types.docx
+++ b/Knowledge/3-Work knowledge/1-Software Engineering/2-General Technologies/9-Databases/5-My Source/2-SQL/2-SQL Commands - DDL/4-SQL Data Types.docx
@@ -49,27 +49,7 @@
           <w:sz w:val="18"/>
           <w:highlight w:val="lightGray"/>
         </w:rPr>
-        <w:t xml:space="preserve">: Persons Table -&gt; ID Column: 1, </w:t>
-      </w:r>
-      <w:proofErr w:type="spellStart"/>
-      <w:r>
-        <w:rPr>
-          <w:rFonts w:asciiTheme="minorBidi" w:hAnsiTheme="minorBidi"/>
-          <w:color w:val="000000"/>
-          <w:sz w:val="18"/>
-          <w:highlight w:val="lightGray"/>
-        </w:rPr>
-        <w:t>Name_En</w:t>
-      </w:r>
-      <w:proofErr w:type="spellEnd"/>
-      <w:r>
-        <w:rPr>
-          <w:rFonts w:asciiTheme="minorBidi" w:hAnsiTheme="minorBidi"/>
-          <w:color w:val="000000"/>
-          <w:sz w:val="18"/>
-          <w:highlight w:val="lightGray"/>
-        </w:rPr>
-        <w:t xml:space="preserve"> Column: Motasem Essam] -&gt; </w:t>
+        <w:t xml:space="preserve">: Persons Table -&gt; ID Column: 1, Name_En Column: Motasem Essam] -&gt; </w:t>
       </w:r>
       <w:r>
         <w:rPr>
@@ -232,7 +212,7 @@
         <w:rPr>
           <w:rFonts w:ascii="Roboto Mono" w:hAnsi="Roboto Mono"/>
         </w:rPr>
-        <w:pict w14:anchorId="63C77249">
+        <w:pict w14:anchorId="795E3120">
           <v:rect id="_x0000_i1025" style="width:0;height:1.5pt" o:hralign="center" o:hrstd="t" o:hr="t" fillcolor="#a0a0a0" stroked="f"/>
         </w:pict>
       </w:r>
@@ -269,27 +249,7 @@
           <w:sz w:val="18"/>
           <w:highlight w:val="lightGray"/>
         </w:rPr>
-        <w:t xml:space="preserve">: Persons Table -&gt; ID Column: 1, </w:t>
-      </w:r>
-      <w:proofErr w:type="spellStart"/>
-      <w:r>
-        <w:rPr>
-          <w:rFonts w:asciiTheme="minorBidi" w:hAnsiTheme="minorBidi"/>
-          <w:color w:val="000000"/>
-          <w:sz w:val="18"/>
-          <w:highlight w:val="lightGray"/>
-        </w:rPr>
-        <w:t>Name_En</w:t>
-      </w:r>
-      <w:proofErr w:type="spellEnd"/>
-      <w:r>
-        <w:rPr>
-          <w:rFonts w:asciiTheme="minorBidi" w:hAnsiTheme="minorBidi"/>
-          <w:color w:val="000000"/>
-          <w:sz w:val="18"/>
-          <w:highlight w:val="lightGray"/>
-        </w:rPr>
-        <w:t xml:space="preserve"> Column: Motasem Essam] -&gt; </w:t>
+        <w:t xml:space="preserve">: Persons Table -&gt; ID Column: 1, Name_En Column: Motasem Essam] -&gt; </w:t>
       </w:r>
       <w:r>
         <w:rPr>
@@ -438,7 +398,7 @@
         <w:rPr>
           <w:rFonts w:ascii="Roboto Mono" w:hAnsi="Roboto Mono"/>
         </w:rPr>
-        <w:pict w14:anchorId="75784C09">
+        <w:pict w14:anchorId="2D8F8C64">
           <v:rect id="_x0000_i1026" style="width:0;height:1.5pt" o:hralign="center" o:hrstd="t" o:hr="t" fillcolor="#a0a0a0" stroked="f"/>
         </w:pict>
       </w:r>
@@ -482,27 +442,7 @@
           <w:sz w:val="18"/>
           <w:highlight w:val="lightGray"/>
         </w:rPr>
-        <w:t xml:space="preserve">: Persons Table -&gt; ID Column: 1, </w:t>
-      </w:r>
-      <w:proofErr w:type="spellStart"/>
-      <w:r>
-        <w:rPr>
-          <w:rFonts w:asciiTheme="minorBidi" w:hAnsiTheme="minorBidi"/>
-          <w:color w:val="000000"/>
-          <w:sz w:val="18"/>
-          <w:highlight w:val="lightGray"/>
-        </w:rPr>
-        <w:t>Name_En</w:t>
-      </w:r>
-      <w:proofErr w:type="spellEnd"/>
-      <w:r>
-        <w:rPr>
-          <w:rFonts w:asciiTheme="minorBidi" w:hAnsiTheme="minorBidi"/>
-          <w:color w:val="000000"/>
-          <w:sz w:val="18"/>
-          <w:highlight w:val="lightGray"/>
-        </w:rPr>
-        <w:t xml:space="preserve"> Column: Motasem Essam] -&gt; </w:t>
+        <w:t xml:space="preserve">: Persons Table -&gt; ID Column: 1, Name_En Column: Motasem Essam] -&gt; </w:t>
       </w:r>
       <w:r>
         <w:rPr>
@@ -548,9 +488,8 @@
         <w:rPr>
           <w:noProof/>
         </w:rPr>
-        <w:lastRenderedPageBreak/>
         <w:drawing>
-          <wp:inline distT="0" distB="0" distL="0" distR="0" wp14:anchorId="49A4751A" wp14:editId="58513860">
+          <wp:inline distT="0" distB="0" distL="0" distR="0" wp14:anchorId="10A404AD" wp14:editId="7F5416DE">
             <wp:extent cx="5943600" cy="1228725"/>
             <wp:effectExtent l="0" t="0" r="0" b="9525"/>
             <wp:docPr id="161327684" name="Picture 1"/>
@@ -622,21 +561,7 @@
         <w:rPr>
           <w:rFonts w:ascii="Roboto Mono" w:hAnsi="Roboto Mono"/>
         </w:rPr>
-        <w:t xml:space="preserve">    </w:t>
-      </w:r>
-      <w:proofErr w:type="spellStart"/>
-      <w:r>
-        <w:rPr>
-          <w:rFonts w:ascii="Roboto Mono" w:hAnsi="Roboto Mono"/>
-        </w:rPr>
-        <w:t>CustomerID</w:t>
-      </w:r>
-      <w:proofErr w:type="spellEnd"/>
-      <w:r>
-        <w:rPr>
-          <w:rFonts w:ascii="Roboto Mono" w:hAnsi="Roboto Mono"/>
-        </w:rPr>
-        <w:t xml:space="preserve"> INT,</w:t>
+        <w:t xml:space="preserve">    CustomerID INT,</w:t>
       </w:r>
     </w:p>
     <w:p>
@@ -662,21 +587,7 @@
         <w:rPr>
           <w:rFonts w:ascii="Roboto Mono" w:hAnsi="Roboto Mono"/>
         </w:rPr>
-        <w:t xml:space="preserve">    </w:t>
-      </w:r>
-      <w:proofErr w:type="spellStart"/>
-      <w:r>
-        <w:rPr>
-          <w:rFonts w:ascii="Roboto Mono" w:hAnsi="Roboto Mono"/>
-        </w:rPr>
-        <w:t>BirthDate</w:t>
-      </w:r>
-      <w:proofErr w:type="spellEnd"/>
-      <w:r>
-        <w:rPr>
-          <w:rFonts w:ascii="Roboto Mono" w:hAnsi="Roboto Mono"/>
-        </w:rPr>
-        <w:t xml:space="preserve"> DATE</w:t>
+        <w:t xml:space="preserve">    BirthDate DATE</w:t>
       </w:r>
     </w:p>
     <w:p>
@@ -716,7 +627,7 @@
           <w:noProof/>
         </w:rPr>
         <w:drawing>
-          <wp:inline distT="0" distB="0" distL="0" distR="0" wp14:anchorId="42102F89" wp14:editId="31BB8C18">
+          <wp:inline distT="0" distB="0" distL="0" distR="0" wp14:anchorId="57FE416D" wp14:editId="5020D953">
             <wp:extent cx="5943600" cy="1218565"/>
             <wp:effectExtent l="0" t="0" r="0" b="635"/>
             <wp:docPr id="1776963880" name="Picture 2"/>
@@ -851,14 +762,12 @@
                 <w:rFonts w:ascii="Roboto Mono" w:hAnsi="Roboto Mono"/>
               </w:rPr>
             </w:pPr>
-            <w:proofErr w:type="spellStart"/>
             <w:r>
               <w:rPr>
                 <w:rFonts w:ascii="Roboto Mono" w:hAnsi="Roboto Mono"/>
               </w:rPr>
               <w:t>CustomerID</w:t>
             </w:r>
-            <w:proofErr w:type="spellEnd"/>
           </w:p>
         </w:tc>
         <w:tc>
@@ -943,14 +852,12 @@
                 <w:rFonts w:ascii="Roboto Mono" w:hAnsi="Roboto Mono"/>
               </w:rPr>
             </w:pPr>
-            <w:proofErr w:type="spellStart"/>
             <w:r>
               <w:rPr>
                 <w:rFonts w:ascii="Roboto Mono" w:hAnsi="Roboto Mono"/>
               </w:rPr>
               <w:t>BirthDate</w:t>
             </w:r>
-            <w:proofErr w:type="spellEnd"/>
           </w:p>
         </w:tc>
         <w:tc>
@@ -985,7 +892,7 @@
         <w:rPr>
           <w:rFonts w:ascii="Roboto Mono" w:hAnsi="Roboto Mono"/>
         </w:rPr>
-        <w:pict w14:anchorId="2309ED3B">
+        <w:pict w14:anchorId="7709A43A">
           <v:rect id="_x0000_i1027" style="width:0;height:1.5pt" o:hralign="center" o:hrstd="t" o:hr="t" fillcolor="#a0a0a0" stroked="f"/>
         </w:pict>
       </w:r>
@@ -1029,27 +936,7 @@
           <w:sz w:val="18"/>
           <w:highlight w:val="lightGray"/>
         </w:rPr>
-        <w:t xml:space="preserve">: Persons Table -&gt; ID Column: 1, </w:t>
-      </w:r>
-      <w:proofErr w:type="spellStart"/>
-      <w:r>
-        <w:rPr>
-          <w:rFonts w:asciiTheme="minorBidi" w:hAnsiTheme="minorBidi"/>
-          <w:color w:val="000000"/>
-          <w:sz w:val="18"/>
-          <w:highlight w:val="lightGray"/>
-        </w:rPr>
-        <w:t>Name_En</w:t>
-      </w:r>
-      <w:proofErr w:type="spellEnd"/>
-      <w:r>
-        <w:rPr>
-          <w:rFonts w:asciiTheme="minorBidi" w:hAnsiTheme="minorBidi"/>
-          <w:color w:val="000000"/>
-          <w:sz w:val="18"/>
-          <w:highlight w:val="lightGray"/>
-        </w:rPr>
-        <w:t xml:space="preserve"> Column: Motasem Essam] -&gt; </w:t>
+        <w:t xml:space="preserve">: Persons Table -&gt; ID Column: 1, Name_En Column: Motasem Essam] -&gt; </w:t>
       </w:r>
       <w:r>
         <w:rPr>
@@ -1095,9 +982,8 @@
         <w:rPr>
           <w:noProof/>
         </w:rPr>
-        <w:lastRenderedPageBreak/>
         <w:drawing>
-          <wp:inline distT="0" distB="0" distL="0" distR="0" wp14:anchorId="52A5EFF8" wp14:editId="150AF176">
+          <wp:inline distT="0" distB="0" distL="0" distR="0" wp14:anchorId="173E201E" wp14:editId="4562E601">
             <wp:extent cx="5943600" cy="1910715"/>
             <wp:effectExtent l="0" t="0" r="0" b="0"/>
             <wp:docPr id="1166425302" name="Picture 3"/>
@@ -1452,7 +1338,7 @@
         <w:rPr>
           <w:rFonts w:ascii="Roboto Mono" w:hAnsi="Roboto Mono"/>
         </w:rPr>
-        <w:pict w14:anchorId="4EDEC2EE">
+        <w:pict w14:anchorId="47EE4559">
           <v:rect id="_x0000_i1028" style="width:0;height:1.5pt" o:hralign="center" o:hrstd="t" o:hr="t" fillcolor="#a0a0a0" stroked="f"/>
         </w:pict>
       </w:r>
@@ -1501,27 +1387,7 @@
           <w:sz w:val="18"/>
           <w:highlight w:val="lightGray"/>
         </w:rPr>
-        <w:t xml:space="preserve">: Persons Table -&gt; ID Column: 1, </w:t>
-      </w:r>
-      <w:proofErr w:type="spellStart"/>
-      <w:r>
-        <w:rPr>
-          <w:rFonts w:asciiTheme="minorBidi" w:hAnsiTheme="minorBidi"/>
-          <w:color w:val="000000"/>
-          <w:sz w:val="18"/>
-          <w:highlight w:val="lightGray"/>
-        </w:rPr>
-        <w:t>Name_En</w:t>
-      </w:r>
-      <w:proofErr w:type="spellEnd"/>
-      <w:r>
-        <w:rPr>
-          <w:rFonts w:asciiTheme="minorBidi" w:hAnsiTheme="minorBidi"/>
-          <w:color w:val="000000"/>
-          <w:sz w:val="18"/>
-          <w:highlight w:val="lightGray"/>
-        </w:rPr>
-        <w:t xml:space="preserve"> Column: Motasem Essam] -&gt; </w:t>
+        <w:t xml:space="preserve">: Persons Table -&gt; ID Column: 1, Name_En Column: Motasem Essam] -&gt; </w:t>
       </w:r>
       <w:r>
         <w:rPr>
@@ -1585,7 +1451,7 @@
         <w:rPr>
           <w:rFonts w:ascii="Roboto Mono" w:hAnsi="Roboto Mono"/>
         </w:rPr>
-        <w:pict w14:anchorId="52E8FDC6">
+        <w:pict w14:anchorId="1AE73FFA">
           <v:rect id="_x0000_i1029" style="width:0;height:1.5pt" o:hralign="center" o:hrstd="t" o:hr="t" fillcolor="#a0a0a0" stroked="f"/>
         </w:pict>
       </w:r>
@@ -1616,27 +1482,7 @@
           <w:sz w:val="18"/>
           <w:highlight w:val="lightGray"/>
         </w:rPr>
-        <w:t xml:space="preserve">: Persons Table -&gt; ID Column: 1, </w:t>
-      </w:r>
-      <w:proofErr w:type="spellStart"/>
-      <w:r>
-        <w:rPr>
-          <w:rFonts w:asciiTheme="minorBidi" w:hAnsiTheme="minorBidi"/>
-          <w:color w:val="000000"/>
-          <w:sz w:val="18"/>
-          <w:highlight w:val="lightGray"/>
-        </w:rPr>
-        <w:t>Name_En</w:t>
-      </w:r>
-      <w:proofErr w:type="spellEnd"/>
-      <w:r>
-        <w:rPr>
-          <w:rFonts w:asciiTheme="minorBidi" w:hAnsiTheme="minorBidi"/>
-          <w:color w:val="000000"/>
-          <w:sz w:val="18"/>
-          <w:highlight w:val="lightGray"/>
-        </w:rPr>
-        <w:t xml:space="preserve"> Column: Motasem Essam] -&gt; </w:t>
+        <w:t xml:space="preserve">: Persons Table -&gt; ID Column: 1, Name_En Column: Motasem Essam] -&gt; </w:t>
       </w:r>
       <w:r>
         <w:rPr>
@@ -1714,7 +1560,7 @@
           <w:noProof/>
         </w:rPr>
         <w:drawing>
-          <wp:inline distT="0" distB="0" distL="0" distR="0" wp14:anchorId="6F6BB28E" wp14:editId="2F79C549">
+          <wp:inline distT="0" distB="0" distL="0" distR="0" wp14:anchorId="7E1E9CA9" wp14:editId="776CF999">
             <wp:extent cx="5943600" cy="650240"/>
             <wp:effectExtent l="0" t="0" r="0" b="0"/>
             <wp:docPr id="1712167366" name="Picture 4"/>
@@ -1773,7 +1619,6 @@
         <w:rPr>
           <w:rFonts w:ascii="Roboto Mono" w:hAnsi="Roboto Mono"/>
         </w:rPr>
-        <w:lastRenderedPageBreak/>
         <w:t>Age INT</w:t>
       </w:r>
     </w:p>
@@ -1801,7 +1646,7 @@
           <w:noProof/>
         </w:rPr>
         <w:drawing>
-          <wp:inline distT="0" distB="0" distL="0" distR="0" wp14:anchorId="61293F9E" wp14:editId="2C48D5B4">
+          <wp:inline distT="0" distB="0" distL="0" distR="0" wp14:anchorId="2AB06CAD" wp14:editId="4D45F9B2">
             <wp:extent cx="5943600" cy="652780"/>
             <wp:effectExtent l="0" t="0" r="0" b="0"/>
             <wp:docPr id="1440337924" name="Picture 5"/>
@@ -1899,7 +1744,7 @@
         <w:rPr>
           <w:rFonts w:ascii="Roboto Mono" w:hAnsi="Roboto Mono"/>
         </w:rPr>
-        <w:pict w14:anchorId="4F5C828D">
+        <w:pict w14:anchorId="348E08BA">
           <v:rect id="_x0000_i1030" style="width:0;height:1.5pt" o:hralign="center" o:hrstd="t" o:hr="t" fillcolor="#a0a0a0" stroked="f"/>
         </w:pict>
       </w:r>
@@ -1934,7 +1779,7 @@
           <w:noProof/>
         </w:rPr>
         <w:drawing>
-          <wp:inline distT="0" distB="0" distL="0" distR="0" wp14:anchorId="15FFDBAB" wp14:editId="6019EE40">
+          <wp:inline distT="0" distB="0" distL="0" distR="0" wp14:anchorId="1088FB22" wp14:editId="7216F62E">
             <wp:extent cx="5943600" cy="1218565"/>
             <wp:effectExtent l="0" t="0" r="0" b="635"/>
             <wp:docPr id="371262898" name="Picture 6"/>
@@ -2114,7 +1959,7 @@
         <w:rPr>
           <w:rFonts w:ascii="Roboto Mono" w:hAnsi="Roboto Mono"/>
         </w:rPr>
-        <w:pict w14:anchorId="2B092B19">
+        <w:pict w14:anchorId="47F1962C">
           <v:rect id="_x0000_i1031" style="width:0;height:1.5pt" o:hralign="center" o:hrstd="t" o:hr="t" fillcolor="#a0a0a0" stroked="f"/>
         </w:pict>
       </w:r>
@@ -2145,27 +1990,7 @@
           <w:sz w:val="18"/>
           <w:highlight w:val="lightGray"/>
         </w:rPr>
-        <w:t xml:space="preserve">: Persons Table -&gt; ID Column: 1, </w:t>
-      </w:r>
-      <w:proofErr w:type="spellStart"/>
-      <w:r>
-        <w:rPr>
-          <w:rFonts w:asciiTheme="minorBidi" w:hAnsiTheme="minorBidi"/>
-          <w:color w:val="000000"/>
-          <w:sz w:val="18"/>
-          <w:highlight w:val="lightGray"/>
-        </w:rPr>
-        <w:t>Name_En</w:t>
-      </w:r>
-      <w:proofErr w:type="spellEnd"/>
-      <w:r>
-        <w:rPr>
-          <w:rFonts w:asciiTheme="minorBidi" w:hAnsiTheme="minorBidi"/>
-          <w:color w:val="000000"/>
-          <w:sz w:val="18"/>
-          <w:highlight w:val="lightGray"/>
-        </w:rPr>
-        <w:t xml:space="preserve"> Column: Motasem Essam] -&gt; </w:t>
+        <w:t xml:space="preserve">: Persons Table -&gt; ID Column: 1, Name_En Column: Motasem Essam] -&gt; </w:t>
       </w:r>
       <w:r>
         <w:rPr>
@@ -2242,9 +2067,8 @@
         <w:rPr>
           <w:noProof/>
         </w:rPr>
-        <w:lastRenderedPageBreak/>
         <w:drawing>
-          <wp:inline distT="0" distB="0" distL="0" distR="0" wp14:anchorId="627D4B56" wp14:editId="2E4D5612">
+          <wp:inline distT="0" distB="0" distL="0" distR="0" wp14:anchorId="75EF30B4" wp14:editId="742C5C1A">
             <wp:extent cx="5943600" cy="635635"/>
             <wp:effectExtent l="0" t="0" r="0" b="0"/>
             <wp:docPr id="860423974" name="Picture 7"/>
@@ -2330,7 +2154,7 @@
           <w:noProof/>
         </w:rPr>
         <w:drawing>
-          <wp:inline distT="0" distB="0" distL="0" distR="0" wp14:anchorId="78BF2837" wp14:editId="19EE041F">
+          <wp:inline distT="0" distB="0" distL="0" distR="0" wp14:anchorId="64D6553E" wp14:editId="0D9118D9">
             <wp:extent cx="5943600" cy="495300"/>
             <wp:effectExtent l="0" t="0" r="0" b="0"/>
             <wp:docPr id="879114394" name="Picture 8"/>
@@ -2415,7 +2239,7 @@
         <w:rPr>
           <w:rFonts w:ascii="Roboto Mono" w:hAnsi="Roboto Mono"/>
         </w:rPr>
-        <w:pict w14:anchorId="19C729B0">
+        <w:pict w14:anchorId="1A1ADE38">
           <v:rect id="_x0000_i1032" style="width:0;height:1.5pt" o:hralign="center" o:hrstd="t" o:hr="t" fillcolor="#a0a0a0" stroked="f"/>
         </w:pict>
       </w:r>
@@ -2444,7 +2268,7 @@
           <w:noProof/>
         </w:rPr>
         <w:drawing>
-          <wp:inline distT="0" distB="0" distL="0" distR="0" wp14:anchorId="6DC58572" wp14:editId="0C36D1D3">
+          <wp:inline distT="0" distB="0" distL="0" distR="0" wp14:anchorId="1272F0D6" wp14:editId="5E8DF777">
             <wp:extent cx="5943600" cy="484505"/>
             <wp:effectExtent l="0" t="0" r="0" b="0"/>
             <wp:docPr id="280570702" name="Picture 9"/>
@@ -2529,7 +2353,7 @@
         <w:rPr>
           <w:rFonts w:ascii="Roboto Mono" w:hAnsi="Roboto Mono"/>
         </w:rPr>
-        <w:pict w14:anchorId="089702FB">
+        <w:pict w14:anchorId="13CBC1B8">
           <v:rect id="_x0000_i1033" style="width:0;height:1.5pt" o:hralign="center" o:hrstd="t" o:hr="t" fillcolor="#a0a0a0" stroked="f"/>
         </w:pict>
       </w:r>
@@ -2560,27 +2384,7 @@
           <w:sz w:val="18"/>
           <w:highlight w:val="lightGray"/>
         </w:rPr>
-        <w:t xml:space="preserve">: Persons Table -&gt; ID Column: 1, </w:t>
-      </w:r>
-      <w:proofErr w:type="spellStart"/>
-      <w:r>
-        <w:rPr>
-          <w:rFonts w:asciiTheme="minorBidi" w:hAnsiTheme="minorBidi"/>
-          <w:color w:val="000000"/>
-          <w:sz w:val="18"/>
-          <w:highlight w:val="lightGray"/>
-        </w:rPr>
-        <w:t>Name_En</w:t>
-      </w:r>
-      <w:proofErr w:type="spellEnd"/>
-      <w:r>
-        <w:rPr>
-          <w:rFonts w:asciiTheme="minorBidi" w:hAnsiTheme="minorBidi"/>
-          <w:color w:val="000000"/>
-          <w:sz w:val="18"/>
-          <w:highlight w:val="lightGray"/>
-        </w:rPr>
-        <w:t xml:space="preserve"> Column: Motasem Essam] -&gt; </w:t>
+        <w:t xml:space="preserve">: Persons Table -&gt; ID Column: 1, Name_En Column: Motasem Essam] -&gt; </w:t>
       </w:r>
       <w:r>
         <w:rPr>
@@ -2658,7 +2462,7 @@
           <w:noProof/>
         </w:rPr>
         <w:drawing>
-          <wp:inline distT="0" distB="0" distL="0" distR="0" wp14:anchorId="17F78847" wp14:editId="548F4962">
+          <wp:inline distT="0" distB="0" distL="0" distR="0" wp14:anchorId="075B7324" wp14:editId="5A5CD690">
             <wp:extent cx="5943600" cy="589280"/>
             <wp:effectExtent l="0" t="0" r="0" b="1270"/>
             <wp:docPr id="1963070344" name="Picture 10"/>
@@ -2743,7 +2547,7 @@
         <w:rPr>
           <w:rFonts w:ascii="Roboto Mono" w:hAnsi="Roboto Mono"/>
         </w:rPr>
-        <w:pict w14:anchorId="245A19F2">
+        <w:pict w14:anchorId="0AD36C3D">
           <v:rect id="_x0000_i1034" style="width:0;height:1.5pt" o:hralign="center" o:hrstd="t" o:hr="t" fillcolor="#a0a0a0" stroked="f"/>
         </w:pict>
       </w:r>
@@ -2753,7 +2557,6 @@
         <w:pStyle w:val="Heading4"/>
       </w:pPr>
       <w:r>
-        <w:lastRenderedPageBreak/>
         <w:t>Common Numeric Types</w:t>
       </w:r>
     </w:p>
@@ -2775,27 +2578,7 @@
           <w:sz w:val="18"/>
           <w:highlight w:val="lightGray"/>
         </w:rPr>
-        <w:t xml:space="preserve">: Persons Table -&gt; ID Column: 1, </w:t>
-      </w:r>
-      <w:proofErr w:type="spellStart"/>
-      <w:r>
-        <w:rPr>
-          <w:rFonts w:asciiTheme="minorBidi" w:hAnsiTheme="minorBidi"/>
-          <w:color w:val="000000"/>
-          <w:sz w:val="18"/>
-          <w:highlight w:val="lightGray"/>
-        </w:rPr>
-        <w:t>Name_En</w:t>
-      </w:r>
-      <w:proofErr w:type="spellEnd"/>
-      <w:r>
-        <w:rPr>
-          <w:rFonts w:asciiTheme="minorBidi" w:hAnsiTheme="minorBidi"/>
-          <w:color w:val="000000"/>
-          <w:sz w:val="18"/>
-          <w:highlight w:val="lightGray"/>
-        </w:rPr>
-        <w:t xml:space="preserve"> Column: Motasem Essam] -&gt; </w:t>
+        <w:t xml:space="preserve">: Persons Table -&gt; ID Column: 1, Name_En Column: Motasem Essam] -&gt; </w:t>
       </w:r>
       <w:r>
         <w:rPr>
@@ -2849,7 +2632,7 @@
           <w:noProof/>
         </w:rPr>
         <w:drawing>
-          <wp:inline distT="0" distB="0" distL="0" distR="0" wp14:anchorId="67C67F8E" wp14:editId="66DE3C18">
+          <wp:inline distT="0" distB="0" distL="0" distR="0" wp14:anchorId="36A02BC7" wp14:editId="39BC467D">
             <wp:extent cx="5943600" cy="2270125"/>
             <wp:effectExtent l="0" t="0" r="0" b="0"/>
             <wp:docPr id="976210233" name="Picture 12"/>
@@ -3249,7 +3032,7 @@
         <w:rPr>
           <w:rFonts w:ascii="Roboto Mono" w:hAnsi="Roboto Mono"/>
         </w:rPr>
-        <w:pict w14:anchorId="2FA22CAF">
+        <w:pict w14:anchorId="6BEC2312">
           <v:rect id="_x0000_i1035" style="width:0;height:1.5pt" o:hralign="center" o:hrstd="t" o:hr="t" fillcolor="#a0a0a0" stroked="f"/>
         </w:pict>
       </w:r>
@@ -3298,27 +3081,7 @@
           <w:sz w:val="18"/>
           <w:highlight w:val="lightGray"/>
         </w:rPr>
-        <w:t xml:space="preserve">: Persons Table -&gt; ID Column: 1, </w:t>
-      </w:r>
-      <w:proofErr w:type="spellStart"/>
-      <w:r>
-        <w:rPr>
-          <w:rFonts w:asciiTheme="minorBidi" w:hAnsiTheme="minorBidi"/>
-          <w:color w:val="000000"/>
-          <w:sz w:val="18"/>
-          <w:highlight w:val="lightGray"/>
-        </w:rPr>
-        <w:t>Name_En</w:t>
-      </w:r>
-      <w:proofErr w:type="spellEnd"/>
-      <w:r>
-        <w:rPr>
-          <w:rFonts w:asciiTheme="minorBidi" w:hAnsiTheme="minorBidi"/>
-          <w:color w:val="000000"/>
-          <w:sz w:val="18"/>
-          <w:highlight w:val="lightGray"/>
-        </w:rPr>
-        <w:t xml:space="preserve"> Column: Motasem Essam] -&gt; </w:t>
+        <w:t xml:space="preserve">: Persons Table -&gt; ID Column: 1, Name_En Column: Motasem Essam] -&gt; </w:t>
       </w:r>
       <w:r>
         <w:rPr>
@@ -3382,7 +3145,7 @@
         <w:rPr>
           <w:rFonts w:ascii="Roboto Mono" w:hAnsi="Roboto Mono"/>
         </w:rPr>
-        <w:pict w14:anchorId="7B991242">
+        <w:pict w14:anchorId="5D0A4B3E">
           <v:rect id="_x0000_i1036" style="width:0;height:1.5pt" o:hralign="center" o:hrstd="t" o:hr="t" fillcolor="#a0a0a0" stroked="f"/>
         </w:pict>
       </w:r>
@@ -3413,27 +3176,7 @@
           <w:sz w:val="18"/>
           <w:highlight w:val="lightGray"/>
         </w:rPr>
-        <w:t xml:space="preserve">: Persons Table -&gt; ID Column: 1, </w:t>
-      </w:r>
-      <w:proofErr w:type="spellStart"/>
-      <w:r>
-        <w:rPr>
-          <w:rFonts w:asciiTheme="minorBidi" w:hAnsiTheme="minorBidi"/>
-          <w:color w:val="000000"/>
-          <w:sz w:val="18"/>
-          <w:highlight w:val="lightGray"/>
-        </w:rPr>
-        <w:t>Name_En</w:t>
-      </w:r>
-      <w:proofErr w:type="spellEnd"/>
-      <w:r>
-        <w:rPr>
-          <w:rFonts w:asciiTheme="minorBidi" w:hAnsiTheme="minorBidi"/>
-          <w:color w:val="000000"/>
-          <w:sz w:val="18"/>
-          <w:highlight w:val="lightGray"/>
-        </w:rPr>
-        <w:t xml:space="preserve"> Column: Motasem Essam] -&gt; </w:t>
+        <w:t xml:space="preserve">: Persons Table -&gt; ID Column: 1, Name_En Column: Motasem Essam] -&gt; </w:t>
       </w:r>
       <w:r>
         <w:rPr>
@@ -3484,7 +3227,6 @@
         <w:rPr>
           <w:rFonts w:ascii="Roboto Mono" w:hAnsi="Roboto Mono"/>
         </w:rPr>
-        <w:lastRenderedPageBreak/>
         <w:t>Fixed-length text.</w:t>
       </w:r>
     </w:p>
@@ -3512,7 +3254,7 @@
           <w:noProof/>
         </w:rPr>
         <w:drawing>
-          <wp:inline distT="0" distB="0" distL="0" distR="0" wp14:anchorId="6FFC68FD" wp14:editId="4D055B7B">
+          <wp:inline distT="0" distB="0" distL="0" distR="0" wp14:anchorId="06E8F10C" wp14:editId="3173FF59">
             <wp:extent cx="5943600" cy="617855"/>
             <wp:effectExtent l="0" t="0" r="0" b="0"/>
             <wp:docPr id="967946896" name="Picture 13"/>
@@ -3567,19 +3309,11 @@
           <w:rFonts w:ascii="Roboto Mono" w:hAnsi="Roboto Mono"/>
         </w:rPr>
       </w:pPr>
-      <w:proofErr w:type="spellStart"/>
-      <w:r>
-        <w:rPr>
-          <w:rFonts w:ascii="Roboto Mono" w:hAnsi="Roboto Mono"/>
-        </w:rPr>
-        <w:t>CountryCode</w:t>
-      </w:r>
-      <w:proofErr w:type="spellEnd"/>
-      <w:r>
-        <w:rPr>
-          <w:rFonts w:ascii="Roboto Mono" w:hAnsi="Roboto Mono"/>
-        </w:rPr>
-        <w:t xml:space="preserve"> CHAR(2)</w:t>
+      <w:r>
+        <w:rPr>
+          <w:rFonts w:ascii="Roboto Mono" w:hAnsi="Roboto Mono"/>
+        </w:rPr>
+        <w:t>CountryCode CHAR(2)</w:t>
       </w:r>
     </w:p>
     <w:p>
@@ -3606,7 +3340,7 @@
           <w:noProof/>
         </w:rPr>
         <w:drawing>
-          <wp:inline distT="0" distB="0" distL="0" distR="0" wp14:anchorId="27492881" wp14:editId="2FD6BAEB">
+          <wp:inline distT="0" distB="0" distL="0" distR="0" wp14:anchorId="4A17D6B1" wp14:editId="0F942A95">
             <wp:extent cx="5943600" cy="694055"/>
             <wp:effectExtent l="0" t="0" r="0" b="0"/>
             <wp:docPr id="632531680" name="Picture 14"/>
@@ -3717,7 +3451,7 @@
         <w:rPr>
           <w:rFonts w:ascii="Roboto Mono" w:hAnsi="Roboto Mono"/>
         </w:rPr>
-        <w:pict w14:anchorId="3A5E6244">
+        <w:pict w14:anchorId="6EF58454">
           <v:rect id="_x0000_i1037" style="width:0;height:1.5pt" o:hralign="center" o:hrstd="t" o:hr="t" fillcolor="#a0a0a0" stroked="f"/>
         </w:pict>
       </w:r>
@@ -3748,27 +3482,7 @@
           <w:sz w:val="18"/>
           <w:highlight w:val="lightGray"/>
         </w:rPr>
-        <w:t xml:space="preserve">: Persons Table -&gt; ID Column: 1, </w:t>
-      </w:r>
-      <w:proofErr w:type="spellStart"/>
-      <w:r>
-        <w:rPr>
-          <w:rFonts w:asciiTheme="minorBidi" w:hAnsiTheme="minorBidi"/>
-          <w:color w:val="000000"/>
-          <w:sz w:val="18"/>
-          <w:highlight w:val="lightGray"/>
-        </w:rPr>
-        <w:t>Name_En</w:t>
-      </w:r>
-      <w:proofErr w:type="spellEnd"/>
-      <w:r>
-        <w:rPr>
-          <w:rFonts w:asciiTheme="minorBidi" w:hAnsiTheme="minorBidi"/>
-          <w:color w:val="000000"/>
-          <w:sz w:val="18"/>
-          <w:highlight w:val="lightGray"/>
-        </w:rPr>
-        <w:t xml:space="preserve"> Column: Motasem Essam] -&gt; </w:t>
+        <w:t xml:space="preserve">: Persons Table -&gt; ID Column: 1, Name_En Column: Motasem Essam] -&gt; </w:t>
       </w:r>
       <w:r>
         <w:rPr>
@@ -3846,7 +3560,7 @@
           <w:noProof/>
         </w:rPr>
         <w:drawing>
-          <wp:inline distT="0" distB="0" distL="0" distR="0" wp14:anchorId="261F5D13" wp14:editId="6746549E">
+          <wp:inline distT="0" distB="0" distL="0" distR="0" wp14:anchorId="42324748" wp14:editId="1DE574FE">
             <wp:extent cx="5943600" cy="610235"/>
             <wp:effectExtent l="0" t="0" r="0" b="0"/>
             <wp:docPr id="13396969" name="Picture 15"/>
@@ -3932,7 +3646,7 @@
           <w:noProof/>
         </w:rPr>
         <w:drawing>
-          <wp:inline distT="0" distB="0" distL="0" distR="0" wp14:anchorId="16491B71" wp14:editId="1E4B6599">
+          <wp:inline distT="0" distB="0" distL="0" distR="0" wp14:anchorId="06C5F3F7" wp14:editId="732D0D57">
             <wp:extent cx="5943600" cy="631825"/>
             <wp:effectExtent l="0" t="0" r="0" b="0"/>
             <wp:docPr id="1467788877" name="Picture 16"/>
@@ -3991,7 +3705,6 @@
         <w:rPr>
           <w:rFonts w:ascii="Roboto Mono" w:hAnsi="Roboto Mono"/>
         </w:rPr>
-        <w:lastRenderedPageBreak/>
         <w:t>Ali</w:t>
       </w:r>
     </w:p>
@@ -4044,7 +3757,7 @@
         <w:rPr>
           <w:rFonts w:ascii="Roboto Mono" w:hAnsi="Roboto Mono"/>
         </w:rPr>
-        <w:pict w14:anchorId="51ECA0F2">
+        <w:pict w14:anchorId="5BE27F8D">
           <v:rect id="_x0000_i1038" style="width:0;height:1.5pt" o:hralign="center" o:hrstd="t" o:hr="t" fillcolor="#a0a0a0" stroked="f"/>
         </w:pict>
       </w:r>
@@ -4075,27 +3788,7 @@
           <w:sz w:val="18"/>
           <w:highlight w:val="lightGray"/>
         </w:rPr>
-        <w:t xml:space="preserve">: Persons Table -&gt; ID Column: 1, </w:t>
-      </w:r>
-      <w:proofErr w:type="spellStart"/>
-      <w:r>
-        <w:rPr>
-          <w:rFonts w:asciiTheme="minorBidi" w:hAnsiTheme="minorBidi"/>
-          <w:color w:val="000000"/>
-          <w:sz w:val="18"/>
-          <w:highlight w:val="lightGray"/>
-        </w:rPr>
-        <w:t>Name_En</w:t>
-      </w:r>
-      <w:proofErr w:type="spellEnd"/>
-      <w:r>
-        <w:rPr>
-          <w:rFonts w:asciiTheme="minorBidi" w:hAnsiTheme="minorBidi"/>
-          <w:color w:val="000000"/>
-          <w:sz w:val="18"/>
-          <w:highlight w:val="lightGray"/>
-        </w:rPr>
-        <w:t xml:space="preserve"> Column: Motasem Essam] -&gt; </w:t>
+        <w:t xml:space="preserve">: Persons Table -&gt; ID Column: 1, Name_En Column: Motasem Essam] -&gt; </w:t>
       </w:r>
       <w:r>
         <w:rPr>
@@ -4173,7 +3866,7 @@
           <w:noProof/>
         </w:rPr>
         <w:drawing>
-          <wp:inline distT="0" distB="0" distL="0" distR="0" wp14:anchorId="5DFFB8CD" wp14:editId="5C64FF69">
+          <wp:inline distT="0" distB="0" distL="0" distR="0" wp14:anchorId="2265AECE" wp14:editId="31EFD367">
             <wp:extent cx="5943600" cy="621665"/>
             <wp:effectExtent l="0" t="0" r="0" b="6985"/>
             <wp:docPr id="1780834352" name="Picture 17"/>
@@ -4309,7 +4002,7 @@
         <w:rPr>
           <w:rFonts w:ascii="Roboto Mono" w:hAnsi="Roboto Mono"/>
         </w:rPr>
-        <w:pict w14:anchorId="7DE7405F">
+        <w:pict w14:anchorId="1B4439F0">
           <v:rect id="_x0000_i1039" style="width:0;height:1.5pt" o:hralign="center" o:hrstd="t" o:hr="t" fillcolor="#a0a0a0" stroked="f"/>
         </w:pict>
       </w:r>
@@ -4347,27 +4040,7 @@
           <w:sz w:val="18"/>
           <w:highlight w:val="lightGray"/>
         </w:rPr>
-        <w:t xml:space="preserve">: Persons Table -&gt; ID Column: 1, </w:t>
-      </w:r>
-      <w:proofErr w:type="spellStart"/>
-      <w:r>
-        <w:rPr>
-          <w:rFonts w:asciiTheme="minorBidi" w:hAnsiTheme="minorBidi"/>
-          <w:color w:val="000000"/>
-          <w:sz w:val="18"/>
-          <w:highlight w:val="lightGray"/>
-        </w:rPr>
-        <w:t>Name_En</w:t>
-      </w:r>
-      <w:proofErr w:type="spellEnd"/>
-      <w:r>
-        <w:rPr>
-          <w:rFonts w:asciiTheme="minorBidi" w:hAnsiTheme="minorBidi"/>
-          <w:color w:val="000000"/>
-          <w:sz w:val="18"/>
-          <w:highlight w:val="lightGray"/>
-        </w:rPr>
-        <w:t xml:space="preserve"> Column: Motasem Essam] -&gt; </w:t>
+        <w:t xml:space="preserve">: Persons Table -&gt; ID Column: 1, Name_En Column: Motasem Essam] -&gt; </w:t>
       </w:r>
       <w:r>
         <w:rPr>
@@ -4414,7 +4087,7 @@
           <w:noProof/>
         </w:rPr>
         <w:drawing>
-          <wp:inline distT="0" distB="0" distL="0" distR="0" wp14:anchorId="44684D2A" wp14:editId="66BF101F">
+          <wp:inline distT="0" distB="0" distL="0" distR="0" wp14:anchorId="588DE398" wp14:editId="56611B81">
             <wp:extent cx="5943600" cy="1222375"/>
             <wp:effectExtent l="0" t="0" r="0" b="0"/>
             <wp:docPr id="1490588075" name="Picture 18"/>
@@ -4504,7 +4177,6 @@
                 <w:b/>
                 <w:bCs/>
               </w:rPr>
-              <w:lastRenderedPageBreak/>
               <w:t>Type</w:t>
             </w:r>
           </w:p>
@@ -4680,7 +4352,7 @@
         <w:rPr>
           <w:rFonts w:ascii="Roboto Mono" w:hAnsi="Roboto Mono"/>
         </w:rPr>
-        <w:pict w14:anchorId="2B9D8243">
+        <w:pict w14:anchorId="236F6D61">
           <v:rect id="_x0000_i1040" style="width:0;height:1.5pt" o:hralign="center" o:hrstd="t" o:hr="t" fillcolor="#a0a0a0" stroked="f"/>
         </w:pict>
       </w:r>
@@ -4729,27 +4401,7 @@
           <w:sz w:val="18"/>
           <w:highlight w:val="lightGray"/>
         </w:rPr>
-        <w:t xml:space="preserve">: Persons Table -&gt; ID Column: 1, </w:t>
-      </w:r>
-      <w:proofErr w:type="spellStart"/>
-      <w:r>
-        <w:rPr>
-          <w:rFonts w:asciiTheme="minorBidi" w:hAnsiTheme="minorBidi"/>
-          <w:color w:val="000000"/>
-          <w:sz w:val="18"/>
-          <w:highlight w:val="lightGray"/>
-        </w:rPr>
-        <w:t>Name_En</w:t>
-      </w:r>
-      <w:proofErr w:type="spellEnd"/>
-      <w:r>
-        <w:rPr>
-          <w:rFonts w:asciiTheme="minorBidi" w:hAnsiTheme="minorBidi"/>
-          <w:color w:val="000000"/>
-          <w:sz w:val="18"/>
-          <w:highlight w:val="lightGray"/>
-        </w:rPr>
-        <w:t xml:space="preserve"> Column: Motasem Essam] -&gt; </w:t>
+        <w:t xml:space="preserve">: Persons Table -&gt; ID Column: 1, Name_En Column: Motasem Essam] -&gt; </w:t>
       </w:r>
       <w:r>
         <w:rPr>
@@ -4813,7 +4465,7 @@
         <w:rPr>
           <w:rFonts w:ascii="Roboto Mono" w:hAnsi="Roboto Mono"/>
         </w:rPr>
-        <w:pict w14:anchorId="549B00A8">
+        <w:pict w14:anchorId="04C3D6C4">
           <v:rect id="_x0000_i1041" style="width:0;height:1.5pt" o:hralign="center" o:hrstd="t" o:hr="t" fillcolor="#a0a0a0" stroked="f"/>
         </w:pict>
       </w:r>
@@ -4844,27 +4496,7 @@
           <w:sz w:val="18"/>
           <w:highlight w:val="lightGray"/>
         </w:rPr>
-        <w:t xml:space="preserve">: Persons Table -&gt; ID Column: 1, </w:t>
-      </w:r>
-      <w:proofErr w:type="spellStart"/>
-      <w:r>
-        <w:rPr>
-          <w:rFonts w:asciiTheme="minorBidi" w:hAnsiTheme="minorBidi"/>
-          <w:color w:val="000000"/>
-          <w:sz w:val="18"/>
-          <w:highlight w:val="lightGray"/>
-        </w:rPr>
-        <w:t>Name_En</w:t>
-      </w:r>
-      <w:proofErr w:type="spellEnd"/>
-      <w:r>
-        <w:rPr>
-          <w:rFonts w:asciiTheme="minorBidi" w:hAnsiTheme="minorBidi"/>
-          <w:color w:val="000000"/>
-          <w:sz w:val="18"/>
-          <w:highlight w:val="lightGray"/>
-        </w:rPr>
-        <w:t xml:space="preserve"> Column: Motasem Essam] -&gt; </w:t>
+        <w:t xml:space="preserve">: Persons Table -&gt; ID Column: 1, Name_En Column: Motasem Essam] -&gt; </w:t>
       </w:r>
       <w:r>
         <w:rPr>
@@ -4942,7 +4574,7 @@
           <w:noProof/>
         </w:rPr>
         <w:drawing>
-          <wp:inline distT="0" distB="0" distL="0" distR="0" wp14:anchorId="73669981" wp14:editId="21A899F6">
+          <wp:inline distT="0" distB="0" distL="0" distR="0" wp14:anchorId="6669032C" wp14:editId="65AB8A9F">
             <wp:extent cx="5943600" cy="629285"/>
             <wp:effectExtent l="0" t="0" r="0" b="0"/>
             <wp:docPr id="1369094035" name="Picture 19"/>
@@ -4997,19 +4629,11 @@
           <w:rFonts w:ascii="Roboto Mono" w:hAnsi="Roboto Mono"/>
         </w:rPr>
       </w:pPr>
-      <w:proofErr w:type="spellStart"/>
-      <w:r>
-        <w:rPr>
-          <w:rFonts w:ascii="Roboto Mono" w:hAnsi="Roboto Mono"/>
-        </w:rPr>
-        <w:t>BirthDate</w:t>
-      </w:r>
-      <w:proofErr w:type="spellEnd"/>
-      <w:r>
-        <w:rPr>
-          <w:rFonts w:ascii="Roboto Mono" w:hAnsi="Roboto Mono"/>
-        </w:rPr>
-        <w:t xml:space="preserve"> DATE</w:t>
+      <w:r>
+        <w:rPr>
+          <w:rFonts w:ascii="Roboto Mono" w:hAnsi="Roboto Mono"/>
+        </w:rPr>
+        <w:t>BirthDate DATE</w:t>
       </w:r>
     </w:p>
     <w:p>
@@ -5036,7 +4660,7 @@
           <w:noProof/>
         </w:rPr>
         <w:drawing>
-          <wp:inline distT="0" distB="0" distL="0" distR="0" wp14:anchorId="417182A0" wp14:editId="4930C165">
+          <wp:inline distT="0" distB="0" distL="0" distR="0" wp14:anchorId="00F1D539" wp14:editId="588DAEEB">
             <wp:extent cx="5943600" cy="351155"/>
             <wp:effectExtent l="0" t="0" r="0" b="0"/>
             <wp:docPr id="1655737597" name="Picture 20"/>
@@ -5108,7 +4732,7 @@
         <w:rPr>
           <w:rFonts w:ascii="Roboto Mono" w:hAnsi="Roboto Mono"/>
         </w:rPr>
-        <w:pict w14:anchorId="59750F56">
+        <w:pict w14:anchorId="6812DD57">
           <v:rect id="_x0000_i1042" style="width:0;height:1.5pt" o:hralign="center" o:hrstd="t" o:hr="t" fillcolor="#a0a0a0" stroked="f"/>
         </w:pict>
       </w:r>
@@ -5139,27 +4763,7 @@
           <w:sz w:val="18"/>
           <w:highlight w:val="lightGray"/>
         </w:rPr>
-        <w:t xml:space="preserve">: Persons Table -&gt; ID Column: 1, </w:t>
-      </w:r>
-      <w:proofErr w:type="spellStart"/>
-      <w:r>
-        <w:rPr>
-          <w:rFonts w:asciiTheme="minorBidi" w:hAnsiTheme="minorBidi"/>
-          <w:color w:val="000000"/>
-          <w:sz w:val="18"/>
-          <w:highlight w:val="lightGray"/>
-        </w:rPr>
-        <w:t>Name_En</w:t>
-      </w:r>
-      <w:proofErr w:type="spellEnd"/>
-      <w:r>
-        <w:rPr>
-          <w:rFonts w:asciiTheme="minorBidi" w:hAnsiTheme="minorBidi"/>
-          <w:color w:val="000000"/>
-          <w:sz w:val="18"/>
-          <w:highlight w:val="lightGray"/>
-        </w:rPr>
-        <w:t xml:space="preserve"> Column: Motasem Essam] -&gt; </w:t>
+        <w:t xml:space="preserve">: Persons Table -&gt; ID Column: 1, Name_En Column: Motasem Essam] -&gt; </w:t>
       </w:r>
       <w:r>
         <w:rPr>
@@ -5223,7 +4827,6 @@
         <w:rPr>
           <w:rFonts w:ascii="Roboto Mono" w:hAnsi="Roboto Mono"/>
         </w:rPr>
-        <w:lastRenderedPageBreak/>
         <w:t>Example:</w:t>
       </w:r>
     </w:p>
@@ -5238,7 +4841,7 @@
           <w:noProof/>
         </w:rPr>
         <w:drawing>
-          <wp:inline distT="0" distB="0" distL="0" distR="0" wp14:anchorId="1C8630E8" wp14:editId="1513959A">
+          <wp:inline distT="0" distB="0" distL="0" distR="0" wp14:anchorId="4E7C4497" wp14:editId="10602448">
             <wp:extent cx="5943600" cy="598170"/>
             <wp:effectExtent l="0" t="0" r="0" b="0"/>
             <wp:docPr id="1325208404" name="Picture 21"/>
@@ -5293,19 +4896,11 @@
           <w:rFonts w:ascii="Roboto Mono" w:hAnsi="Roboto Mono"/>
         </w:rPr>
       </w:pPr>
-      <w:proofErr w:type="spellStart"/>
-      <w:r>
-        <w:rPr>
-          <w:rFonts w:ascii="Roboto Mono" w:hAnsi="Roboto Mono"/>
-        </w:rPr>
-        <w:t>StartTime</w:t>
-      </w:r>
-      <w:proofErr w:type="spellEnd"/>
-      <w:r>
-        <w:rPr>
-          <w:rFonts w:ascii="Roboto Mono" w:hAnsi="Roboto Mono"/>
-        </w:rPr>
-        <w:t xml:space="preserve"> TIME</w:t>
+      <w:r>
+        <w:rPr>
+          <w:rFonts w:ascii="Roboto Mono" w:hAnsi="Roboto Mono"/>
+        </w:rPr>
+        <w:t>StartTime TIME</w:t>
       </w:r>
     </w:p>
     <w:p>
@@ -5332,7 +4927,7 @@
           <w:noProof/>
         </w:rPr>
         <w:drawing>
-          <wp:inline distT="0" distB="0" distL="0" distR="0" wp14:anchorId="4952421C" wp14:editId="4B9CE78F">
+          <wp:inline distT="0" distB="0" distL="0" distR="0" wp14:anchorId="535CA650" wp14:editId="246521D5">
             <wp:extent cx="5943600" cy="297180"/>
             <wp:effectExtent l="0" t="0" r="0" b="7620"/>
             <wp:docPr id="427066280" name="Picture 22"/>
@@ -5404,7 +4999,7 @@
         <w:rPr>
           <w:rFonts w:ascii="Roboto Mono" w:hAnsi="Roboto Mono"/>
         </w:rPr>
-        <w:pict w14:anchorId="7ADA3C11">
+        <w:pict w14:anchorId="36C23F07">
           <v:rect id="_x0000_i1043" style="width:0;height:1.5pt" o:hralign="center" o:hrstd="t" o:hr="t" fillcolor="#a0a0a0" stroked="f"/>
         </w:pict>
       </w:r>
@@ -5435,27 +5030,7 @@
           <w:sz w:val="18"/>
           <w:highlight w:val="lightGray"/>
         </w:rPr>
-        <w:t xml:space="preserve">: Persons Table -&gt; ID Column: 1, </w:t>
-      </w:r>
-      <w:proofErr w:type="spellStart"/>
-      <w:r>
-        <w:rPr>
-          <w:rFonts w:asciiTheme="minorBidi" w:hAnsiTheme="minorBidi"/>
-          <w:color w:val="000000"/>
-          <w:sz w:val="18"/>
-          <w:highlight w:val="lightGray"/>
-        </w:rPr>
-        <w:t>Name_En</w:t>
-      </w:r>
-      <w:proofErr w:type="spellEnd"/>
-      <w:r>
-        <w:rPr>
-          <w:rFonts w:asciiTheme="minorBidi" w:hAnsiTheme="minorBidi"/>
-          <w:color w:val="000000"/>
-          <w:sz w:val="18"/>
-          <w:highlight w:val="lightGray"/>
-        </w:rPr>
-        <w:t xml:space="preserve"> Column: Motasem Essam] -&gt; </w:t>
+        <w:t xml:space="preserve">: Persons Table -&gt; ID Column: 1, Name_En Column: Motasem Essam] -&gt; </w:t>
       </w:r>
       <w:r>
         <w:rPr>
@@ -5533,7 +5108,7 @@
           <w:noProof/>
         </w:rPr>
         <w:drawing>
-          <wp:inline distT="0" distB="0" distL="0" distR="0" wp14:anchorId="6D648A5B" wp14:editId="266FEE3B">
+          <wp:inline distT="0" distB="0" distL="0" distR="0" wp14:anchorId="56CFA8E4" wp14:editId="778F1BBA">
             <wp:extent cx="5943600" cy="629920"/>
             <wp:effectExtent l="0" t="0" r="0" b="0"/>
             <wp:docPr id="283337413" name="Picture 23"/>
@@ -5588,19 +5163,11 @@
           <w:rFonts w:ascii="Roboto Mono" w:hAnsi="Roboto Mono"/>
         </w:rPr>
       </w:pPr>
-      <w:proofErr w:type="spellStart"/>
-      <w:r>
-        <w:rPr>
-          <w:rFonts w:ascii="Roboto Mono" w:hAnsi="Roboto Mono"/>
-        </w:rPr>
-        <w:t>CreatedAt</w:t>
-      </w:r>
-      <w:proofErr w:type="spellEnd"/>
-      <w:r>
-        <w:rPr>
-          <w:rFonts w:ascii="Roboto Mono" w:hAnsi="Roboto Mono"/>
-        </w:rPr>
-        <w:t xml:space="preserve"> DATETIME</w:t>
+      <w:r>
+        <w:rPr>
+          <w:rFonts w:ascii="Roboto Mono" w:hAnsi="Roboto Mono"/>
+        </w:rPr>
+        <w:t>CreatedAt DATETIME</w:t>
       </w:r>
     </w:p>
     <w:p>
@@ -5627,7 +5194,7 @@
           <w:noProof/>
         </w:rPr>
         <w:drawing>
-          <wp:inline distT="0" distB="0" distL="0" distR="0" wp14:anchorId="0D1FBFAD" wp14:editId="59C22D47">
+          <wp:inline distT="0" distB="0" distL="0" distR="0" wp14:anchorId="482793CC" wp14:editId="315DE23C">
             <wp:extent cx="5943600" cy="359410"/>
             <wp:effectExtent l="0" t="0" r="0" b="2540"/>
             <wp:docPr id="1757321487" name="Picture 24"/>
@@ -5699,7 +5266,7 @@
         <w:rPr>
           <w:rFonts w:ascii="Roboto Mono" w:hAnsi="Roboto Mono"/>
         </w:rPr>
-        <w:pict w14:anchorId="213F529C">
+        <w:pict w14:anchorId="54F8C303">
           <v:rect id="_x0000_i1044" style="width:0;height:1.5pt" o:hralign="center" o:hrstd="t" o:hr="t" fillcolor="#a0a0a0" stroked="f"/>
         </w:pict>
       </w:r>
@@ -5730,27 +5297,7 @@
           <w:sz w:val="18"/>
           <w:highlight w:val="lightGray"/>
         </w:rPr>
-        <w:t xml:space="preserve">: Persons Table -&gt; ID Column: 1, </w:t>
-      </w:r>
-      <w:proofErr w:type="spellStart"/>
-      <w:r>
-        <w:rPr>
-          <w:rFonts w:asciiTheme="minorBidi" w:hAnsiTheme="minorBidi"/>
-          <w:color w:val="000000"/>
-          <w:sz w:val="18"/>
-          <w:highlight w:val="lightGray"/>
-        </w:rPr>
-        <w:t>Name_En</w:t>
-      </w:r>
-      <w:proofErr w:type="spellEnd"/>
-      <w:r>
-        <w:rPr>
-          <w:rFonts w:asciiTheme="minorBidi" w:hAnsiTheme="minorBidi"/>
-          <w:color w:val="000000"/>
-          <w:sz w:val="18"/>
-          <w:highlight w:val="lightGray"/>
-        </w:rPr>
-        <w:t xml:space="preserve"> Column: Motasem Essam] -&gt; </w:t>
+        <w:t xml:space="preserve">: Persons Table -&gt; ID Column: 1, Name_En Column: Motasem Essam] -&gt; </w:t>
       </w:r>
       <w:r>
         <w:rPr>
@@ -5827,9 +5374,8 @@
         <w:rPr>
           <w:noProof/>
         </w:rPr>
-        <w:lastRenderedPageBreak/>
         <w:drawing>
-          <wp:inline distT="0" distB="0" distL="0" distR="0" wp14:anchorId="094B0240" wp14:editId="12649CC8">
+          <wp:inline distT="0" distB="0" distL="0" distR="0" wp14:anchorId="79BCEB90" wp14:editId="5FA5F65C">
             <wp:extent cx="5943600" cy="627380"/>
             <wp:effectExtent l="0" t="0" r="0" b="1270"/>
             <wp:docPr id="854975497" name="Picture 25"/>
@@ -5884,32 +5430,24 @@
           <w:rFonts w:ascii="Roboto Mono" w:hAnsi="Roboto Mono"/>
         </w:rPr>
       </w:pPr>
-      <w:proofErr w:type="spellStart"/>
-      <w:r>
-        <w:rPr>
-          <w:rFonts w:ascii="Roboto Mono" w:hAnsi="Roboto Mono"/>
-        </w:rPr>
-        <w:t>CreatedAt</w:t>
-      </w:r>
-      <w:proofErr w:type="spellEnd"/>
-      <w:r>
-        <w:rPr>
-          <w:rFonts w:ascii="Roboto Mono" w:hAnsi="Roboto Mono"/>
-        </w:rPr>
-        <w:t xml:space="preserve"> TIMESTAMP</w:t>
-      </w:r>
-    </w:p>
-    <w:p>
-      <w:pPr>
-        <w:rPr>
-          <w:rFonts w:ascii="Roboto Mono" w:hAnsi="Roboto Mono"/>
-        </w:rPr>
-      </w:pPr>
-      <w:r>
-        <w:rPr>
-          <w:rFonts w:ascii="Roboto Mono" w:hAnsi="Roboto Mono"/>
-        </w:rPr>
-        <w:pict w14:anchorId="1550FD05">
+      <w:r>
+        <w:rPr>
+          <w:rFonts w:ascii="Roboto Mono" w:hAnsi="Roboto Mono"/>
+        </w:rPr>
+        <w:t>CreatedAt TIMESTAMP</w:t>
+      </w:r>
+    </w:p>
+    <w:p>
+      <w:pPr>
+        <w:rPr>
+          <w:rFonts w:ascii="Roboto Mono" w:hAnsi="Roboto Mono"/>
+        </w:rPr>
+      </w:pPr>
+      <w:r>
+        <w:rPr>
+          <w:rFonts w:ascii="Roboto Mono" w:hAnsi="Roboto Mono"/>
+        </w:rPr>
+        <w:pict w14:anchorId="665E3144">
           <v:rect id="_x0000_i1045" style="width:0;height:1.5pt" o:hralign="center" o:hrstd="t" o:hr="t" fillcolor="#a0a0a0" stroked="f"/>
         </w:pict>
       </w:r>
@@ -5947,27 +5485,7 @@
           <w:sz w:val="18"/>
           <w:highlight w:val="lightGray"/>
         </w:rPr>
-        <w:t xml:space="preserve">: Persons Table -&gt; ID Column: 1, </w:t>
-      </w:r>
-      <w:proofErr w:type="spellStart"/>
-      <w:r>
-        <w:rPr>
-          <w:rFonts w:asciiTheme="minorBidi" w:hAnsiTheme="minorBidi"/>
-          <w:color w:val="000000"/>
-          <w:sz w:val="18"/>
-          <w:highlight w:val="lightGray"/>
-        </w:rPr>
-        <w:t>Name_En</w:t>
-      </w:r>
-      <w:proofErr w:type="spellEnd"/>
-      <w:r>
-        <w:rPr>
-          <w:rFonts w:asciiTheme="minorBidi" w:hAnsiTheme="minorBidi"/>
-          <w:color w:val="000000"/>
-          <w:sz w:val="18"/>
-          <w:highlight w:val="lightGray"/>
-        </w:rPr>
-        <w:t xml:space="preserve"> Column: Motasem Essam] -&gt; </w:t>
+        <w:t xml:space="preserve">: Persons Table -&gt; ID Column: 1, Name_En Column: Motasem Essam] -&gt; </w:t>
       </w:r>
       <w:r>
         <w:rPr>
@@ -6014,7 +5532,7 @@
           <w:noProof/>
         </w:rPr>
         <w:drawing>
-          <wp:inline distT="0" distB="0" distL="0" distR="0" wp14:anchorId="238FB1B9" wp14:editId="27DFD52E">
+          <wp:inline distT="0" distB="0" distL="0" distR="0" wp14:anchorId="7CE91BC8" wp14:editId="15DBCB3C">
             <wp:extent cx="5943600" cy="1558925"/>
             <wp:effectExtent l="0" t="0" r="0" b="3175"/>
             <wp:docPr id="797567442" name="Picture 26"/>
@@ -6324,7 +5842,7 @@
         <w:rPr>
           <w:rFonts w:ascii="Roboto Mono" w:hAnsi="Roboto Mono"/>
         </w:rPr>
-        <w:pict w14:anchorId="5F077431">
+        <w:pict w14:anchorId="4694DC1D">
           <v:rect id="_x0000_i1046" style="width:0;height:1.5pt" o:hralign="center" o:hrstd="t" o:hr="t" fillcolor="#a0a0a0" stroked="f"/>
         </w:pict>
       </w:r>
@@ -6373,27 +5891,7 @@
           <w:sz w:val="18"/>
           <w:highlight w:val="lightGray"/>
         </w:rPr>
-        <w:t xml:space="preserve">: Persons Table -&gt; ID Column: 1, </w:t>
-      </w:r>
-      <w:proofErr w:type="spellStart"/>
-      <w:r>
-        <w:rPr>
-          <w:rFonts w:asciiTheme="minorBidi" w:hAnsiTheme="minorBidi"/>
-          <w:color w:val="000000"/>
-          <w:sz w:val="18"/>
-          <w:highlight w:val="lightGray"/>
-        </w:rPr>
-        <w:t>Name_En</w:t>
-      </w:r>
-      <w:proofErr w:type="spellEnd"/>
-      <w:r>
-        <w:rPr>
-          <w:rFonts w:asciiTheme="minorBidi" w:hAnsiTheme="minorBidi"/>
-          <w:color w:val="000000"/>
-          <w:sz w:val="18"/>
-          <w:highlight w:val="lightGray"/>
-        </w:rPr>
-        <w:t xml:space="preserve"> Column: Motasem Essam] -&gt; </w:t>
+        <w:t xml:space="preserve">: Persons Table -&gt; ID Column: 1, Name_En Column: Motasem Essam] -&gt; </w:t>
       </w:r>
       <w:r>
         <w:rPr>
@@ -6458,7 +5956,7 @@
           <w:noProof/>
         </w:rPr>
         <w:drawing>
-          <wp:inline distT="0" distB="0" distL="0" distR="0" wp14:anchorId="0F0C30C4" wp14:editId="04E80261">
+          <wp:inline distT="0" distB="0" distL="0" distR="0" wp14:anchorId="2C106EC7" wp14:editId="0D7681B1">
             <wp:extent cx="5943600" cy="486410"/>
             <wp:effectExtent l="0" t="0" r="0" b="8890"/>
             <wp:docPr id="239719972" name="Picture 27"/>
@@ -6543,7 +6041,6 @@
         <w:rPr>
           <w:rFonts w:ascii="Roboto Mono" w:hAnsi="Roboto Mono"/>
         </w:rPr>
-        <w:lastRenderedPageBreak/>
         <w:t>Example:</w:t>
       </w:r>
     </w:p>
@@ -6558,7 +6055,7 @@
           <w:noProof/>
         </w:rPr>
         <w:drawing>
-          <wp:inline distT="0" distB="0" distL="0" distR="0" wp14:anchorId="759A72F4" wp14:editId="104955FF">
+          <wp:inline distT="0" distB="0" distL="0" distR="0" wp14:anchorId="165A1C06" wp14:editId="19F1D8EA">
             <wp:extent cx="5943600" cy="612775"/>
             <wp:effectExtent l="0" t="0" r="0" b="0"/>
             <wp:docPr id="1592068679" name="Picture 28"/>
@@ -6613,32 +6110,24 @@
           <w:rFonts w:ascii="Roboto Mono" w:hAnsi="Roboto Mono"/>
         </w:rPr>
       </w:pPr>
-      <w:proofErr w:type="spellStart"/>
-      <w:r>
-        <w:rPr>
-          <w:rFonts w:ascii="Roboto Mono" w:hAnsi="Roboto Mono"/>
-        </w:rPr>
-        <w:t>IsActive</w:t>
-      </w:r>
-      <w:proofErr w:type="spellEnd"/>
-      <w:r>
-        <w:rPr>
-          <w:rFonts w:ascii="Roboto Mono" w:hAnsi="Roboto Mono"/>
-        </w:rPr>
-        <w:t xml:space="preserve"> BOOLEAN</w:t>
-      </w:r>
-    </w:p>
-    <w:p>
-      <w:pPr>
-        <w:rPr>
-          <w:rFonts w:ascii="Roboto Mono" w:hAnsi="Roboto Mono"/>
-        </w:rPr>
-      </w:pPr>
-      <w:r>
-        <w:rPr>
-          <w:rFonts w:ascii="Roboto Mono" w:hAnsi="Roboto Mono"/>
-        </w:rPr>
-        <w:pict w14:anchorId="3C0171AA">
+      <w:r>
+        <w:rPr>
+          <w:rFonts w:ascii="Roboto Mono" w:hAnsi="Roboto Mono"/>
+        </w:rPr>
+        <w:t>IsActive BOOLEAN</w:t>
+      </w:r>
+    </w:p>
+    <w:p>
+      <w:pPr>
+        <w:rPr>
+          <w:rFonts w:ascii="Roboto Mono" w:hAnsi="Roboto Mono"/>
+        </w:rPr>
+      </w:pPr>
+      <w:r>
+        <w:rPr>
+          <w:rFonts w:ascii="Roboto Mono" w:hAnsi="Roboto Mono"/>
+        </w:rPr>
+        <w:pict w14:anchorId="57CD1947">
           <v:rect id="_x0000_i1047" style="width:0;height:1.5pt" o:hralign="center" o:hrstd="t" o:hr="t" fillcolor="#a0a0a0" stroked="f"/>
         </w:pict>
       </w:r>
@@ -6667,7 +6156,7 @@
           <w:noProof/>
         </w:rPr>
         <w:drawing>
-          <wp:inline distT="0" distB="0" distL="0" distR="0" wp14:anchorId="248DB2E6" wp14:editId="5178EE43">
+          <wp:inline distT="0" distB="0" distL="0" distR="0" wp14:anchorId="6E1B4E77" wp14:editId="289E13AF">
             <wp:extent cx="5943600" cy="871855"/>
             <wp:effectExtent l="0" t="0" r="0" b="4445"/>
             <wp:docPr id="1068873362" name="Picture 29"/>
@@ -6750,7 +6239,6 @@
                 <w:bCs/>
               </w:rPr>
             </w:pPr>
-            <w:proofErr w:type="spellStart"/>
             <w:r>
               <w:rPr>
                 <w:rFonts w:ascii="Roboto Mono" w:hAnsi="Roboto Mono"/>
@@ -6759,7 +6247,6 @@
               </w:rPr>
               <w:t>IsActive</w:t>
             </w:r>
-            <w:proofErr w:type="spellEnd"/>
           </w:p>
         </w:tc>
       </w:tr>
@@ -6824,7 +6311,7 @@
         <w:rPr>
           <w:rFonts w:ascii="Roboto Mono" w:hAnsi="Roboto Mono"/>
         </w:rPr>
-        <w:pict w14:anchorId="1E7255E2">
+        <w:pict w14:anchorId="724FA357">
           <v:rect id="_x0000_i1048" style="width:0;height:1.5pt" o:hralign="center" o:hrstd="t" o:hr="t" fillcolor="#a0a0a0" stroked="f"/>
         </w:pict>
       </w:r>
@@ -6853,7 +6340,7 @@
           <w:noProof/>
         </w:rPr>
         <w:drawing>
-          <wp:inline distT="0" distB="0" distL="0" distR="0" wp14:anchorId="4A52AAA6" wp14:editId="2C88F255">
+          <wp:inline distT="0" distB="0" distL="0" distR="0" wp14:anchorId="5365DC24" wp14:editId="05BB3A6E">
             <wp:extent cx="5943600" cy="487045"/>
             <wp:effectExtent l="0" t="0" r="0" b="8255"/>
             <wp:docPr id="58886932" name="Picture 30"/>
@@ -6938,7 +6425,7 @@
         <w:rPr>
           <w:rFonts w:ascii="Roboto Mono" w:hAnsi="Roboto Mono"/>
         </w:rPr>
-        <w:pict w14:anchorId="235591C0">
+        <w:pict w14:anchorId="743A25AE">
           <v:rect id="_x0000_i1049" style="width:0;height:1.5pt" o:hralign="center" o:hrstd="t" o:hr="t" fillcolor="#a0a0a0" stroked="f"/>
         </w:pict>
       </w:r>
@@ -6987,27 +6474,7 @@
           <w:sz w:val="18"/>
           <w:highlight w:val="lightGray"/>
         </w:rPr>
-        <w:t xml:space="preserve">: Persons Table -&gt; ID Column: 1, </w:t>
-      </w:r>
-      <w:proofErr w:type="spellStart"/>
-      <w:r>
-        <w:rPr>
-          <w:rFonts w:asciiTheme="minorBidi" w:hAnsiTheme="minorBidi"/>
-          <w:color w:val="000000"/>
-          <w:sz w:val="18"/>
-          <w:highlight w:val="lightGray"/>
-        </w:rPr>
-        <w:t>Name_En</w:t>
-      </w:r>
-      <w:proofErr w:type="spellEnd"/>
-      <w:r>
-        <w:rPr>
-          <w:rFonts w:asciiTheme="minorBidi" w:hAnsiTheme="minorBidi"/>
-          <w:color w:val="000000"/>
-          <w:sz w:val="18"/>
-          <w:highlight w:val="lightGray"/>
-        </w:rPr>
-        <w:t xml:space="preserve"> Column: Motasem Essam] -&gt; </w:t>
+        <w:t xml:space="preserve">: Persons Table -&gt; ID Column: 1, Name_En Column: Motasem Essam] -&gt; </w:t>
       </w:r>
       <w:r>
         <w:rPr>
@@ -7105,7 +6572,6 @@
         <w:rPr>
           <w:rFonts w:ascii="Roboto Mono" w:hAnsi="Roboto Mono"/>
         </w:rPr>
-        <w:lastRenderedPageBreak/>
         <w:t>PDFs</w:t>
       </w:r>
     </w:p>
@@ -7153,7 +6619,7 @@
         <w:rPr>
           <w:rFonts w:ascii="Roboto Mono" w:hAnsi="Roboto Mono"/>
         </w:rPr>
-        <w:pict w14:anchorId="24C533A4">
+        <w:pict w14:anchorId="75C485C2">
           <v:rect id="_x0000_i1050" style="width:0;height:1.5pt" o:hralign="center" o:hrstd="t" o:hr="t" fillcolor="#a0a0a0" stroked="f"/>
         </w:pict>
       </w:r>
@@ -7212,7 +6678,7 @@
           <w:noProof/>
         </w:rPr>
         <w:drawing>
-          <wp:inline distT="0" distB="0" distL="0" distR="0" wp14:anchorId="1714D328" wp14:editId="798C2C92">
+          <wp:inline distT="0" distB="0" distL="0" distR="0" wp14:anchorId="7ABD5045" wp14:editId="4BBD5DC1">
             <wp:extent cx="5943600" cy="620395"/>
             <wp:effectExtent l="0" t="0" r="0" b="8255"/>
             <wp:docPr id="1177655291" name="Picture 31"/>
@@ -7267,19 +6733,11 @@
           <w:rFonts w:ascii="Roboto Mono" w:hAnsi="Roboto Mono"/>
         </w:rPr>
       </w:pPr>
-      <w:proofErr w:type="spellStart"/>
-      <w:r>
-        <w:rPr>
-          <w:rFonts w:ascii="Roboto Mono" w:hAnsi="Roboto Mono"/>
-        </w:rPr>
-        <w:t>ProfileImage</w:t>
-      </w:r>
-      <w:proofErr w:type="spellEnd"/>
-      <w:r>
-        <w:rPr>
-          <w:rFonts w:ascii="Roboto Mono" w:hAnsi="Roboto Mono"/>
-        </w:rPr>
-        <w:t xml:space="preserve"> BLOB</w:t>
+      <w:r>
+        <w:rPr>
+          <w:rFonts w:ascii="Roboto Mono" w:hAnsi="Roboto Mono"/>
+        </w:rPr>
+        <w:t>ProfileImage BLOB</w:t>
       </w:r>
     </w:p>
     <w:p>
@@ -7305,7 +6763,7 @@
         <w:rPr>
           <w:rFonts w:ascii="Roboto Mono" w:hAnsi="Roboto Mono"/>
         </w:rPr>
-        <w:pict w14:anchorId="3C5AD998">
+        <w:pict w14:anchorId="0F4C65EE">
           <v:rect id="_x0000_i1051" style="width:0;height:1.5pt" o:hralign="center" o:hrstd="t" o:hr="t" fillcolor="#a0a0a0" stroked="f"/>
         </w:pict>
       </w:r>
@@ -7349,27 +6807,7 @@
           <w:sz w:val="18"/>
           <w:highlight w:val="lightGray"/>
         </w:rPr>
-        <w:t xml:space="preserve">: Persons Table -&gt; ID Column: 1, </w:t>
-      </w:r>
-      <w:proofErr w:type="spellStart"/>
-      <w:r>
-        <w:rPr>
-          <w:rFonts w:asciiTheme="minorBidi" w:hAnsiTheme="minorBidi"/>
-          <w:color w:val="000000"/>
-          <w:sz w:val="18"/>
-          <w:highlight w:val="lightGray"/>
-        </w:rPr>
-        <w:t>Name_En</w:t>
-      </w:r>
-      <w:proofErr w:type="spellEnd"/>
-      <w:r>
-        <w:rPr>
-          <w:rFonts w:asciiTheme="minorBidi" w:hAnsiTheme="minorBidi"/>
-          <w:color w:val="000000"/>
-          <w:sz w:val="18"/>
-          <w:highlight w:val="lightGray"/>
-        </w:rPr>
-        <w:t xml:space="preserve"> Column: Motasem Essam] -&gt; </w:t>
+        <w:t xml:space="preserve">: Persons Table -&gt; ID Column: 1, Name_En Column: Motasem Essam] -&gt; </w:t>
       </w:r>
       <w:r>
         <w:rPr>
@@ -7416,7 +6854,7 @@
           <w:noProof/>
         </w:rPr>
         <w:drawing>
-          <wp:inline distT="0" distB="0" distL="0" distR="0" wp14:anchorId="3AD05540" wp14:editId="3E8C6834">
+          <wp:inline distT="0" distB="0" distL="0" distR="0" wp14:anchorId="3AC2842A" wp14:editId="53550AEF">
             <wp:extent cx="5943600" cy="2955925"/>
             <wp:effectExtent l="0" t="0" r="0" b="0"/>
             <wp:docPr id="1459191911" name="Picture 32"/>
@@ -7507,7 +6945,6 @@
                 <w:b/>
                 <w:bCs/>
               </w:rPr>
-              <w:lastRenderedPageBreak/>
               <w:t>Category</w:t>
             </w:r>
           </w:p>
@@ -8092,7 +7529,7 @@
         <w:rPr>
           <w:rFonts w:ascii="Roboto Mono" w:hAnsi="Roboto Mono"/>
         </w:rPr>
-        <w:pict w14:anchorId="045A6CD8">
+        <w:pict w14:anchorId="00EF1815">
           <v:rect id="_x0000_i1052" style="width:0;height:1.5pt" o:hralign="center" o:hrstd="t" o:hr="t" fillcolor="#a0a0a0" stroked="f"/>
         </w:pict>
       </w:r>
@@ -8136,27 +7573,7 @@
           <w:sz w:val="18"/>
           <w:highlight w:val="lightGray"/>
         </w:rPr>
-        <w:t xml:space="preserve">: Persons Table -&gt; ID Column: 1, </w:t>
-      </w:r>
-      <w:proofErr w:type="spellStart"/>
-      <w:r>
-        <w:rPr>
-          <w:rFonts w:asciiTheme="minorBidi" w:hAnsiTheme="minorBidi"/>
-          <w:color w:val="000000"/>
-          <w:sz w:val="18"/>
-          <w:highlight w:val="lightGray"/>
-        </w:rPr>
-        <w:t>Name_En</w:t>
-      </w:r>
-      <w:proofErr w:type="spellEnd"/>
-      <w:r>
-        <w:rPr>
-          <w:rFonts w:asciiTheme="minorBidi" w:hAnsiTheme="minorBidi"/>
-          <w:color w:val="000000"/>
-          <w:sz w:val="18"/>
-          <w:highlight w:val="lightGray"/>
-        </w:rPr>
-        <w:t xml:space="preserve"> Column: Motasem Essam] -&gt; </w:t>
+        <w:t xml:space="preserve">: Persons Table -&gt; ID Column: 1, Name_En Column: Motasem Essam] -&gt; </w:t>
       </w:r>
       <w:r>
         <w:rPr>
@@ -8203,7 +7620,7 @@
           <w:noProof/>
         </w:rPr>
         <w:drawing>
-          <wp:inline distT="0" distB="0" distL="0" distR="0" wp14:anchorId="17DB3EB5" wp14:editId="3B8B2A20">
+          <wp:inline distT="0" distB="0" distL="0" distR="0" wp14:anchorId="00915E33" wp14:editId="63D7892A">
             <wp:extent cx="5943600" cy="1687195"/>
             <wp:effectExtent l="0" t="0" r="0" b="8255"/>
             <wp:docPr id="1510239151" name="Picture 33"/>
@@ -8275,21 +7692,7 @@
         <w:rPr>
           <w:rFonts w:ascii="Roboto Mono" w:hAnsi="Roboto Mono"/>
         </w:rPr>
-        <w:t xml:space="preserve">    </w:t>
-      </w:r>
-      <w:proofErr w:type="spellStart"/>
-      <w:r>
-        <w:rPr>
-          <w:rFonts w:ascii="Roboto Mono" w:hAnsi="Roboto Mono"/>
-        </w:rPr>
-        <w:t>EmployeeID</w:t>
-      </w:r>
-      <w:proofErr w:type="spellEnd"/>
-      <w:r>
-        <w:rPr>
-          <w:rFonts w:ascii="Roboto Mono" w:hAnsi="Roboto Mono"/>
-        </w:rPr>
-        <w:t xml:space="preserve"> INT PRIMARY KEY,</w:t>
+        <w:t xml:space="preserve">    EmployeeID INT PRIMARY KEY,</w:t>
       </w:r>
     </w:p>
     <w:p>
@@ -8328,76 +7731,33 @@
         <w:rPr>
           <w:rFonts w:ascii="Roboto Mono" w:hAnsi="Roboto Mono"/>
         </w:rPr>
-        <w:t xml:space="preserve">    </w:t>
-      </w:r>
-      <w:proofErr w:type="spellStart"/>
-      <w:r>
-        <w:rPr>
-          <w:rFonts w:ascii="Roboto Mono" w:hAnsi="Roboto Mono"/>
-        </w:rPr>
-        <w:t>BirthDate</w:t>
-      </w:r>
-      <w:proofErr w:type="spellEnd"/>
-      <w:r>
-        <w:rPr>
-          <w:rFonts w:ascii="Roboto Mono" w:hAnsi="Roboto Mono"/>
-        </w:rPr>
-        <w:t xml:space="preserve"> DATE,</w:t>
-      </w:r>
-    </w:p>
-    <w:p>
-      <w:pPr>
-        <w:rPr>
-          <w:rFonts w:ascii="Roboto Mono" w:hAnsi="Roboto Mono"/>
-        </w:rPr>
-      </w:pPr>
-      <w:r>
-        <w:rPr>
-          <w:rFonts w:ascii="Roboto Mono" w:hAnsi="Roboto Mono"/>
-        </w:rPr>
-        <w:t xml:space="preserve">    </w:t>
-      </w:r>
-      <w:proofErr w:type="spellStart"/>
-      <w:r>
-        <w:rPr>
-          <w:rFonts w:ascii="Roboto Mono" w:hAnsi="Roboto Mono"/>
-        </w:rPr>
-        <w:t>IsActive</w:t>
-      </w:r>
-      <w:proofErr w:type="spellEnd"/>
-      <w:r>
-        <w:rPr>
-          <w:rFonts w:ascii="Roboto Mono" w:hAnsi="Roboto Mono"/>
-        </w:rPr>
-        <w:t xml:space="preserve"> BOOLEAN,</w:t>
-      </w:r>
-    </w:p>
-    <w:p>
-      <w:pPr>
-        <w:rPr>
-          <w:rFonts w:ascii="Roboto Mono" w:hAnsi="Roboto Mono"/>
-        </w:rPr>
-      </w:pPr>
-      <w:r>
-        <w:rPr>
-          <w:rFonts w:ascii="Roboto Mono" w:hAnsi="Roboto Mono"/>
-        </w:rPr>
-        <w:lastRenderedPageBreak/>
-        <w:t xml:space="preserve">    </w:t>
-      </w:r>
-      <w:proofErr w:type="spellStart"/>
-      <w:r>
-        <w:rPr>
-          <w:rFonts w:ascii="Roboto Mono" w:hAnsi="Roboto Mono"/>
-        </w:rPr>
-        <w:t>ProfileImage</w:t>
-      </w:r>
-      <w:proofErr w:type="spellEnd"/>
-      <w:r>
-        <w:rPr>
-          <w:rFonts w:ascii="Roboto Mono" w:hAnsi="Roboto Mono"/>
-        </w:rPr>
-        <w:t xml:space="preserve"> BLOB</w:t>
+        <w:t xml:space="preserve">    BirthDate DATE,</w:t>
+      </w:r>
+    </w:p>
+    <w:p>
+      <w:pPr>
+        <w:rPr>
+          <w:rFonts w:ascii="Roboto Mono" w:hAnsi="Roboto Mono"/>
+        </w:rPr>
+      </w:pPr>
+      <w:r>
+        <w:rPr>
+          <w:rFonts w:ascii="Roboto Mono" w:hAnsi="Roboto Mono"/>
+        </w:rPr>
+        <w:t xml:space="preserve">    IsActive BOOLEAN,</w:t>
+      </w:r>
+    </w:p>
+    <w:p>
+      <w:pPr>
+        <w:rPr>
+          <w:rFonts w:ascii="Roboto Mono" w:hAnsi="Roboto Mono"/>
+        </w:rPr>
+      </w:pPr>
+      <w:r>
+        <w:rPr>
+          <w:rFonts w:ascii="Roboto Mono" w:hAnsi="Roboto Mono"/>
+        </w:rPr>
+        <w:t xml:space="preserve">    ProfileImage BLOB</w:t>
       </w:r>
     </w:p>
     <w:p>
@@ -8423,7 +7783,7 @@
         <w:rPr>
           <w:rFonts w:ascii="Roboto Mono" w:hAnsi="Roboto Mono"/>
         </w:rPr>
-        <w:pict w14:anchorId="1C0E5F08">
+        <w:pict w14:anchorId="6F7B8F14">
           <v:rect id="_x0000_i1053" style="width:0;height:1.5pt" o:hralign="center" o:hrstd="t" o:hr="t" fillcolor="#a0a0a0" stroked="f"/>
         </w:pict>
       </w:r>
@@ -8458,7 +7818,7 @@
           <w:noProof/>
         </w:rPr>
         <w:drawing>
-          <wp:inline distT="0" distB="0" distL="0" distR="0" wp14:anchorId="0BDA71F2" wp14:editId="70079ED1">
+          <wp:inline distT="0" distB="0" distL="0" distR="0" wp14:anchorId="5EB60AC4" wp14:editId="08C7E5D6">
             <wp:extent cx="5943600" cy="2274570"/>
             <wp:effectExtent l="0" t="0" r="0" b="0"/>
             <wp:docPr id="1452145608" name="Picture 34"/>
@@ -8593,14 +7953,12 @@
                 <w:rFonts w:ascii="Roboto Mono" w:hAnsi="Roboto Mono"/>
               </w:rPr>
             </w:pPr>
-            <w:proofErr w:type="spellStart"/>
             <w:r>
               <w:rPr>
                 <w:rFonts w:ascii="Roboto Mono" w:hAnsi="Roboto Mono"/>
               </w:rPr>
               <w:t>EmployeeID</w:t>
             </w:r>
-            <w:proofErr w:type="spellEnd"/>
           </w:p>
         </w:tc>
         <w:tc>
@@ -8730,14 +8088,12 @@
                 <w:rFonts w:ascii="Roboto Mono" w:hAnsi="Roboto Mono"/>
               </w:rPr>
             </w:pPr>
-            <w:proofErr w:type="spellStart"/>
             <w:r>
               <w:rPr>
                 <w:rFonts w:ascii="Roboto Mono" w:hAnsi="Roboto Mono"/>
               </w:rPr>
               <w:t>BirthDate</w:t>
             </w:r>
-            <w:proofErr w:type="spellEnd"/>
           </w:p>
         </w:tc>
         <w:tc>
@@ -8777,14 +8133,12 @@
                 <w:rFonts w:ascii="Roboto Mono" w:hAnsi="Roboto Mono"/>
               </w:rPr>
             </w:pPr>
-            <w:proofErr w:type="spellStart"/>
             <w:r>
               <w:rPr>
                 <w:rFonts w:ascii="Roboto Mono" w:hAnsi="Roboto Mono"/>
               </w:rPr>
               <w:t>IsActive</w:t>
             </w:r>
-            <w:proofErr w:type="spellEnd"/>
           </w:p>
         </w:tc>
         <w:tc>
@@ -8824,14 +8178,12 @@
                 <w:rFonts w:ascii="Roboto Mono" w:hAnsi="Roboto Mono"/>
               </w:rPr>
             </w:pPr>
-            <w:proofErr w:type="spellStart"/>
             <w:r>
               <w:rPr>
                 <w:rFonts w:ascii="Roboto Mono" w:hAnsi="Roboto Mono"/>
               </w:rPr>
               <w:t>ProfileImage</w:t>
             </w:r>
-            <w:proofErr w:type="spellEnd"/>
           </w:p>
         </w:tc>
         <w:tc>
@@ -8866,7 +8218,7 @@
         <w:rPr>
           <w:rFonts w:ascii="Roboto Mono" w:hAnsi="Roboto Mono"/>
         </w:rPr>
-        <w:pict w14:anchorId="6E607119">
+        <w:pict w14:anchorId="722CEDF8">
           <v:rect id="_x0000_i1054" style="width:0;height:1.5pt" o:hralign="center" o:hrstd="t" o:hr="t" fillcolor="#a0a0a0" stroked="f"/>
         </w:pict>
       </w:r>
@@ -8903,27 +8255,7 @@
           <w:sz w:val="18"/>
           <w:highlight w:val="lightGray"/>
         </w:rPr>
-        <w:t xml:space="preserve">: Persons Table -&gt; ID Column: 1, </w:t>
-      </w:r>
-      <w:proofErr w:type="spellStart"/>
-      <w:r>
-        <w:rPr>
-          <w:rFonts w:asciiTheme="minorBidi" w:hAnsiTheme="minorBidi"/>
-          <w:color w:val="000000"/>
-          <w:sz w:val="18"/>
-          <w:highlight w:val="lightGray"/>
-        </w:rPr>
-        <w:t>Name_En</w:t>
-      </w:r>
-      <w:proofErr w:type="spellEnd"/>
-      <w:r>
-        <w:rPr>
-          <w:rFonts w:asciiTheme="minorBidi" w:hAnsiTheme="minorBidi"/>
-          <w:color w:val="000000"/>
-          <w:sz w:val="18"/>
-          <w:highlight w:val="lightGray"/>
-        </w:rPr>
-        <w:t xml:space="preserve"> Column: Motasem Essam] -&gt; </w:t>
+        <w:t xml:space="preserve">: Persons Table -&gt; ID Column: 1, Name_En Column: Motasem Essam] -&gt; </w:t>
       </w:r>
       <w:r>
         <w:rPr>
@@ -8993,9 +8325,8 @@
         <w:rPr>
           <w:noProof/>
         </w:rPr>
-        <w:lastRenderedPageBreak/>
         <w:drawing>
-          <wp:inline distT="0" distB="0" distL="0" distR="0" wp14:anchorId="0AE09099" wp14:editId="772016C5">
+          <wp:inline distT="0" distB="0" distL="0" distR="0" wp14:anchorId="77C8F40B" wp14:editId="734737C3">
             <wp:extent cx="5943600" cy="631190"/>
             <wp:effectExtent l="0" t="0" r="0" b="0"/>
             <wp:docPr id="238320454" name="Picture 35"/>
@@ -9080,7 +8411,7 @@
         <w:rPr>
           <w:rFonts w:ascii="Roboto Mono" w:hAnsi="Roboto Mono"/>
         </w:rPr>
-        <w:pict w14:anchorId="04DFB8F5">
+        <w:pict w14:anchorId="40B24AA4">
           <v:rect id="_x0000_i1055" style="width:0;height:1.5pt" o:hralign="center" o:hrstd="t" o:hr="t" fillcolor="#a0a0a0" stroked="f"/>
         </w:pict>
       </w:r>
@@ -9115,7 +8446,7 @@
           <w:noProof/>
         </w:rPr>
         <w:drawing>
-          <wp:inline distT="0" distB="0" distL="0" distR="0" wp14:anchorId="40684A97" wp14:editId="715F430D">
+          <wp:inline distT="0" distB="0" distL="0" distR="0" wp14:anchorId="0E333817" wp14:editId="5DFB94C2">
             <wp:extent cx="5943600" cy="635635"/>
             <wp:effectExtent l="0" t="0" r="0" b="0"/>
             <wp:docPr id="1016764492" name="Picture 36"/>
@@ -9213,7 +8544,7 @@
         <w:rPr>
           <w:rFonts w:ascii="Roboto Mono" w:hAnsi="Roboto Mono"/>
         </w:rPr>
-        <w:pict w14:anchorId="15C73FA3">
+        <w:pict w14:anchorId="12E63FAF">
           <v:rect id="_x0000_i1056" style="width:0;height:1.5pt" o:hralign="center" o:hrstd="t" o:hr="t" fillcolor="#a0a0a0" stroked="f"/>
         </w:pict>
       </w:r>
@@ -9257,27 +8588,7 @@
           <w:sz w:val="18"/>
           <w:highlight w:val="lightGray"/>
         </w:rPr>
-        <w:t xml:space="preserve">: Persons Table -&gt; ID Column: 1, </w:t>
-      </w:r>
-      <w:proofErr w:type="spellStart"/>
-      <w:r>
-        <w:rPr>
-          <w:rFonts w:asciiTheme="minorBidi" w:hAnsiTheme="minorBidi"/>
-          <w:color w:val="000000"/>
-          <w:sz w:val="18"/>
-          <w:highlight w:val="lightGray"/>
-        </w:rPr>
-        <w:t>Name_En</w:t>
-      </w:r>
-      <w:proofErr w:type="spellEnd"/>
-      <w:r>
-        <w:rPr>
-          <w:rFonts w:asciiTheme="minorBidi" w:hAnsiTheme="minorBidi"/>
-          <w:color w:val="000000"/>
-          <w:sz w:val="18"/>
-          <w:highlight w:val="lightGray"/>
-        </w:rPr>
-        <w:t xml:space="preserve"> Column: Motasem Essam] -&gt; </w:t>
+        <w:t xml:space="preserve">: Persons Table -&gt; ID Column: 1, Name_En Column: Motasem Essam] -&gt; </w:t>
       </w:r>
       <w:r>
         <w:rPr>
@@ -9323,9 +8634,8 @@
         <w:rPr>
           <w:noProof/>
         </w:rPr>
-        <w:lastRenderedPageBreak/>
         <w:drawing>
-          <wp:inline distT="0" distB="0" distL="0" distR="0" wp14:anchorId="7F819894" wp14:editId="2E931017">
+          <wp:inline distT="0" distB="0" distL="0" distR="0" wp14:anchorId="1786BE7B" wp14:editId="27462CA8">
             <wp:extent cx="5943600" cy="3314065"/>
             <wp:effectExtent l="0" t="0" r="0" b="635"/>
             <wp:docPr id="784532364" name="Picture 37"/>
@@ -9860,7 +9170,7 @@
         <w:rPr>
           <w:rFonts w:ascii="Roboto Mono" w:hAnsi="Roboto Mono"/>
         </w:rPr>
-        <w:pict w14:anchorId="2DADD69B">
+        <w:pict w14:anchorId="2625E8B4">
           <v:rect id="_x0000_i1057" style="width:0;height:1.5pt" o:hralign="center" o:hrstd="t" o:hr="t" fillcolor="#a0a0a0" stroked="f"/>
         </w:pict>
       </w:r>
@@ -9897,27 +9207,7 @@
           <w:sz w:val="18"/>
           <w:highlight w:val="lightGray"/>
         </w:rPr>
-        <w:t xml:space="preserve">: Persons Table -&gt; ID Column: 1, </w:t>
-      </w:r>
-      <w:proofErr w:type="spellStart"/>
-      <w:r>
-        <w:rPr>
-          <w:rFonts w:asciiTheme="minorBidi" w:hAnsiTheme="minorBidi"/>
-          <w:color w:val="000000"/>
-          <w:sz w:val="18"/>
-          <w:highlight w:val="lightGray"/>
-        </w:rPr>
-        <w:t>Name_En</w:t>
-      </w:r>
-      <w:proofErr w:type="spellEnd"/>
-      <w:r>
-        <w:rPr>
-          <w:rFonts w:asciiTheme="minorBidi" w:hAnsiTheme="minorBidi"/>
-          <w:color w:val="000000"/>
-          <w:sz w:val="18"/>
-          <w:highlight w:val="lightGray"/>
-        </w:rPr>
-        <w:t xml:space="preserve"> Column: Motasem Essam] -&gt; </w:t>
+        <w:t xml:space="preserve">: Persons Table -&gt; ID Column: 1, Name_En Column: Motasem Essam] -&gt; </w:t>
       </w:r>
       <w:r>
         <w:rPr>
@@ -9968,7 +9258,6 @@
         <w:rPr>
           <w:rFonts w:ascii="Roboto Mono" w:hAnsi="Roboto Mono"/>
         </w:rPr>
-        <w:lastRenderedPageBreak/>
         <w:t>Think of a filing cabinet.</w:t>
       </w:r>
     </w:p>
@@ -9996,7 +9285,7 @@
           <w:noProof/>
         </w:rPr>
         <w:drawing>
-          <wp:inline distT="0" distB="0" distL="0" distR="0" wp14:anchorId="4C142F16" wp14:editId="591B052E">
+          <wp:inline distT="0" distB="0" distL="0" distR="0" wp14:anchorId="4A2BF6CE" wp14:editId="13A82B82">
             <wp:extent cx="5943600" cy="784860"/>
             <wp:effectExtent l="0" t="0" r="0" b="0"/>
             <wp:docPr id="197796141" name="Picture 38"/>
@@ -10181,7 +9470,7 @@
         <w:rPr>
           <w:rFonts w:ascii="Roboto Mono" w:hAnsi="Roboto Mono"/>
         </w:rPr>
-        <w:pict w14:anchorId="010EB84D">
+        <w:pict w14:anchorId="175D09D9">
           <v:rect id="_x0000_i1058" style="width:0;height:1.5pt" o:hralign="center" o:hrstd="t" o:hr="t" fillcolor="#a0a0a0" stroked="f"/>
         </w:pict>
       </w:r>
@@ -10218,27 +9507,7 @@
           <w:sz w:val="18"/>
           <w:highlight w:val="lightGray"/>
         </w:rPr>
-        <w:t xml:space="preserve">: Persons Table -&gt; ID Column: 1, </w:t>
-      </w:r>
-      <w:proofErr w:type="spellStart"/>
-      <w:r>
-        <w:rPr>
-          <w:rFonts w:asciiTheme="minorBidi" w:hAnsiTheme="minorBidi"/>
-          <w:color w:val="000000"/>
-          <w:sz w:val="18"/>
-          <w:highlight w:val="lightGray"/>
-        </w:rPr>
-        <w:t>Name_En</w:t>
-      </w:r>
-      <w:proofErr w:type="spellEnd"/>
-      <w:r>
-        <w:rPr>
-          <w:rFonts w:asciiTheme="minorBidi" w:hAnsiTheme="minorBidi"/>
-          <w:color w:val="000000"/>
-          <w:sz w:val="18"/>
-          <w:highlight w:val="lightGray"/>
-        </w:rPr>
-        <w:t xml:space="preserve"> Column: Motasem Essam] -&gt; </w:t>
+        <w:t xml:space="preserve">: Persons Table -&gt; ID Column: 1, Name_En Column: Motasem Essam] -&gt; </w:t>
       </w:r>
       <w:r>
         <w:rPr>
@@ -10377,6 +9646,7 @@
         </w:rPr>
       </w:pPr>
     </w:p>
+    <w:p/>
     <w:sectPr>
       <w:pgSz w:w="12240" w:h="15840"/>
       <w:pgMar w:top="1440" w:right="1440" w:bottom="1440" w:left="1440" w:header="720" w:footer="720" w:gutter="0"/>
@@ -11408,7 +10678,7 @@
     <w:link w:val="Heading1Char"/>
     <w:uiPriority w:val="9"/>
     <w:qFormat/>
-    <w:rsid w:val="00847E67"/>
+    <w:rsid w:val="005359B9"/>
     <w:pPr>
       <w:keepNext/>
       <w:keepLines/>
@@ -11430,7 +10700,7 @@
     <w:uiPriority w:val="9"/>
     <w:unhideWhenUsed/>
     <w:qFormat/>
-    <w:rsid w:val="00847E67"/>
+    <w:rsid w:val="005359B9"/>
     <w:pPr>
       <w:keepNext/>
       <w:keepLines/>
@@ -11452,7 +10722,7 @@
     <w:uiPriority w:val="9"/>
     <w:unhideWhenUsed/>
     <w:qFormat/>
-    <w:rsid w:val="00847E67"/>
+    <w:rsid w:val="005359B9"/>
     <w:pPr>
       <w:keepNext/>
       <w:keepLines/>
@@ -11474,7 +10744,7 @@
     <w:uiPriority w:val="9"/>
     <w:unhideWhenUsed/>
     <w:qFormat/>
-    <w:rsid w:val="00847E67"/>
+    <w:rsid w:val="005359B9"/>
     <w:pPr>
       <w:keepNext/>
       <w:keepLines/>
@@ -11497,7 +10767,7 @@
     <w:semiHidden/>
     <w:unhideWhenUsed/>
     <w:qFormat/>
-    <w:rsid w:val="00847E67"/>
+    <w:rsid w:val="005359B9"/>
     <w:pPr>
       <w:keepNext/>
       <w:keepLines/>
@@ -11518,7 +10788,7 @@
     <w:semiHidden/>
     <w:unhideWhenUsed/>
     <w:qFormat/>
-    <w:rsid w:val="00847E67"/>
+    <w:rsid w:val="005359B9"/>
     <w:pPr>
       <w:keepNext/>
       <w:keepLines/>
@@ -11541,7 +10811,7 @@
     <w:semiHidden/>
     <w:unhideWhenUsed/>
     <w:qFormat/>
-    <w:rsid w:val="00847E67"/>
+    <w:rsid w:val="005359B9"/>
     <w:pPr>
       <w:keepNext/>
       <w:keepLines/>
@@ -11562,7 +10832,7 @@
     <w:semiHidden/>
     <w:unhideWhenUsed/>
     <w:qFormat/>
-    <w:rsid w:val="00847E67"/>
+    <w:rsid w:val="005359B9"/>
     <w:pPr>
       <w:keepNext/>
       <w:keepLines/>
@@ -11585,7 +10855,7 @@
     <w:semiHidden/>
     <w:unhideWhenUsed/>
     <w:qFormat/>
-    <w:rsid w:val="00847E67"/>
+    <w:rsid w:val="005359B9"/>
     <w:pPr>
       <w:keepNext/>
       <w:keepLines/>
@@ -11629,7 +10899,7 @@
     <w:basedOn w:val="DefaultParagraphFont"/>
     <w:link w:val="Heading1"/>
     <w:uiPriority w:val="9"/>
-    <w:rsid w:val="00847E67"/>
+    <w:rsid w:val="005359B9"/>
     <w:rPr>
       <w:rFonts w:asciiTheme="majorHAnsi" w:eastAsiaTheme="majorEastAsia" w:hAnsiTheme="majorHAnsi" w:cstheme="majorBidi"/>
       <w:color w:val="2F5496" w:themeColor="accent1" w:themeShade="BF"/>
@@ -11642,7 +10912,7 @@
     <w:basedOn w:val="DefaultParagraphFont"/>
     <w:link w:val="Heading2"/>
     <w:uiPriority w:val="9"/>
-    <w:rsid w:val="00847E67"/>
+    <w:rsid w:val="005359B9"/>
     <w:rPr>
       <w:rFonts w:asciiTheme="majorHAnsi" w:eastAsiaTheme="majorEastAsia" w:hAnsiTheme="majorHAnsi" w:cstheme="majorBidi"/>
       <w:color w:val="2F5496" w:themeColor="accent1" w:themeShade="BF"/>
@@ -11655,7 +10925,7 @@
     <w:basedOn w:val="DefaultParagraphFont"/>
     <w:link w:val="Heading3"/>
     <w:uiPriority w:val="9"/>
-    <w:rsid w:val="00847E67"/>
+    <w:rsid w:val="005359B9"/>
     <w:rPr>
       <w:rFonts w:eastAsiaTheme="majorEastAsia" w:cstheme="majorBidi"/>
       <w:color w:val="2F5496" w:themeColor="accent1" w:themeShade="BF"/>
@@ -11668,7 +10938,7 @@
     <w:basedOn w:val="DefaultParagraphFont"/>
     <w:link w:val="Heading4"/>
     <w:uiPriority w:val="9"/>
-    <w:rsid w:val="00847E67"/>
+    <w:rsid w:val="005359B9"/>
     <w:rPr>
       <w:rFonts w:eastAsiaTheme="majorEastAsia" w:cstheme="majorBidi"/>
       <w:i/>
@@ -11682,7 +10952,7 @@
     <w:link w:val="Heading5"/>
     <w:uiPriority w:val="9"/>
     <w:semiHidden/>
-    <w:rsid w:val="00847E67"/>
+    <w:rsid w:val="005359B9"/>
     <w:rPr>
       <w:rFonts w:eastAsiaTheme="majorEastAsia" w:cstheme="majorBidi"/>
       <w:color w:val="2F5496" w:themeColor="accent1" w:themeShade="BF"/>
@@ -11694,7 +10964,7 @@
     <w:link w:val="Heading6"/>
     <w:uiPriority w:val="9"/>
     <w:semiHidden/>
-    <w:rsid w:val="00847E67"/>
+    <w:rsid w:val="005359B9"/>
     <w:rPr>
       <w:rFonts w:eastAsiaTheme="majorEastAsia" w:cstheme="majorBidi"/>
       <w:i/>
@@ -11708,7 +10978,7 @@
     <w:link w:val="Heading7"/>
     <w:uiPriority w:val="9"/>
     <w:semiHidden/>
-    <w:rsid w:val="00847E67"/>
+    <w:rsid w:val="005359B9"/>
     <w:rPr>
       <w:rFonts w:eastAsiaTheme="majorEastAsia" w:cstheme="majorBidi"/>
       <w:color w:val="595959" w:themeColor="text1" w:themeTint="A6"/>
@@ -11720,7 +10990,7 @@
     <w:link w:val="Heading8"/>
     <w:uiPriority w:val="9"/>
     <w:semiHidden/>
-    <w:rsid w:val="00847E67"/>
+    <w:rsid w:val="005359B9"/>
     <w:rPr>
       <w:rFonts w:eastAsiaTheme="majorEastAsia" w:cstheme="majorBidi"/>
       <w:i/>
@@ -11734,7 +11004,7 @@
     <w:link w:val="Heading9"/>
     <w:uiPriority w:val="9"/>
     <w:semiHidden/>
-    <w:rsid w:val="00847E67"/>
+    <w:rsid w:val="005359B9"/>
     <w:rPr>
       <w:rFonts w:eastAsiaTheme="majorEastAsia" w:cstheme="majorBidi"/>
       <w:color w:val="272727" w:themeColor="text1" w:themeTint="D8"/>
@@ -11747,7 +11017,7 @@
     <w:link w:val="TitleChar"/>
     <w:uiPriority w:val="10"/>
     <w:qFormat/>
-    <w:rsid w:val="00847E67"/>
+    <w:rsid w:val="005359B9"/>
     <w:pPr>
       <w:spacing w:after="80" w:line="240" w:lineRule="auto"/>
       <w:contextualSpacing/>
@@ -11765,7 +11035,7 @@
     <w:basedOn w:val="DefaultParagraphFont"/>
     <w:link w:val="Title"/>
     <w:uiPriority w:val="10"/>
-    <w:rsid w:val="00847E67"/>
+    <w:rsid w:val="005359B9"/>
     <w:rPr>
       <w:rFonts w:asciiTheme="majorHAnsi" w:eastAsiaTheme="majorEastAsia" w:hAnsiTheme="majorHAnsi" w:cstheme="majorBidi"/>
       <w:spacing w:val="-10"/>
@@ -11781,7 +11051,7 @@
     <w:link w:val="SubtitleChar"/>
     <w:uiPriority w:val="11"/>
     <w:qFormat/>
-    <w:rsid w:val="00847E67"/>
+    <w:rsid w:val="005359B9"/>
     <w:pPr>
       <w:numPr>
         <w:ilvl w:val="1"/>
@@ -11800,7 +11070,7 @@
     <w:basedOn w:val="DefaultParagraphFont"/>
     <w:link w:val="Subtitle"/>
     <w:uiPriority w:val="11"/>
-    <w:rsid w:val="00847E67"/>
+    <w:rsid w:val="005359B9"/>
     <w:rPr>
       <w:rFonts w:eastAsiaTheme="majorEastAsia" w:cstheme="majorBidi"/>
       <w:color w:val="595959" w:themeColor="text1" w:themeTint="A6"/>
@@ -11816,7 +11086,7 @@
     <w:link w:val="QuoteChar"/>
     <w:uiPriority w:val="29"/>
     <w:qFormat/>
-    <w:rsid w:val="00847E67"/>
+    <w:rsid w:val="005359B9"/>
     <w:pPr>
       <w:spacing w:before="160"/>
       <w:jc w:val="center"/>
@@ -11832,7 +11102,7 @@
     <w:basedOn w:val="DefaultParagraphFont"/>
     <w:link w:val="Quote"/>
     <w:uiPriority w:val="29"/>
-    <w:rsid w:val="00847E67"/>
+    <w:rsid w:val="005359B9"/>
     <w:rPr>
       <w:i/>
       <w:iCs/>
@@ -11844,7 +11114,7 @@
     <w:basedOn w:val="Normal"/>
     <w:uiPriority w:val="34"/>
     <w:qFormat/>
-    <w:rsid w:val="00847E67"/>
+    <w:rsid w:val="005359B9"/>
     <w:pPr>
       <w:ind w:left="720"/>
       <w:contextualSpacing/>
@@ -11855,7 +11125,7 @@
     <w:basedOn w:val="DefaultParagraphFont"/>
     <w:uiPriority w:val="21"/>
     <w:qFormat/>
-    <w:rsid w:val="00847E67"/>
+    <w:rsid w:val="005359B9"/>
     <w:rPr>
       <w:i/>
       <w:iCs/>
@@ -11869,7 +11139,7 @@
     <w:link w:val="IntenseQuoteChar"/>
     <w:uiPriority w:val="30"/>
     <w:qFormat/>
-    <w:rsid w:val="00847E67"/>
+    <w:rsid w:val="005359B9"/>
     <w:pPr>
       <w:pBdr>
         <w:top w:val="single" w:sz="4" w:space="10" w:color="2F5496" w:themeColor="accent1" w:themeShade="BF"/>
@@ -11890,7 +11160,7 @@
     <w:basedOn w:val="DefaultParagraphFont"/>
     <w:link w:val="IntenseQuote"/>
     <w:uiPriority w:val="30"/>
-    <w:rsid w:val="00847E67"/>
+    <w:rsid w:val="005359B9"/>
     <w:rPr>
       <w:i/>
       <w:iCs/>
@@ -11902,7 +11172,7 @@
     <w:basedOn w:val="DefaultParagraphFont"/>
     <w:uiPriority w:val="32"/>
     <w:qFormat/>
-    <w:rsid w:val="00847E67"/>
+    <w:rsid w:val="005359B9"/>
     <w:rPr>
       <w:b/>
       <w:bCs/>
